--- a/Full Stack Developer/Day 4.docx
+++ b/Full Stack Developer/Day 4.docx
@@ -2,6 +2,437 @@
 <file path=word/document.xml><?xml version="1.0" encoding="utf-8"?>
 <w:document xmlns:wpc="http://schemas.microsoft.com/office/word/2010/wordprocessingCanvas" xmlns:mc="http://schemas.openxmlformats.org/markup-compatibility/2006" xmlns:o="urn:schemas-microsoft-com:office:office" xmlns:r="http://schemas.openxmlformats.org/officeDocument/2006/relationships" xmlns:m="http://schemas.openxmlformats.org/officeDocument/2006/math" xmlns:v="urn:schemas-microsoft-com:vml" xmlns:wp14="http://schemas.microsoft.com/office/word/2010/wordprocessingDrawing" xmlns:wp="http://schemas.openxmlformats.org/drawingml/2006/wordprocessingDrawing" xmlns:w10="urn:schemas-microsoft-com:office:word" xmlns:w="http://schemas.openxmlformats.org/wordprocessingml/2006/main" xmlns:w14="http://schemas.microsoft.com/office/word/2010/wordml" xmlns:w15="http://schemas.microsoft.com/office/word/2012/wordml" xmlns:wpg="http://schemas.microsoft.com/office/word/2010/wordprocessingGroup" xmlns:wpi="http://schemas.microsoft.com/office/word/2010/wordprocessingInk" xmlns:wne="http://schemas.microsoft.com/office/word/2006/wordml" xmlns:wps="http://schemas.microsoft.com/office/word/2010/wordprocessingShape" mc:Ignorable="w14 w15 wp14">
   <w:body>
+    <w:p>
+      <w:pPr>
+        <w:spacing w:before="100" w:beforeAutospacing="1" w:after="100" w:afterAutospacing="1" w:line="240" w:lineRule="auto"/>
+        <w:outlineLvl w:val="0"/>
+        <w:rPr>
+          <w:rFonts w:ascii="Times New Roman" w:eastAsia="Times New Roman" w:hAnsi="Times New Roman" w:cs="Times New Roman"/>
+          <w:b/>
+          <w:bCs/>
+          <w:kern w:val="36"/>
+          <w:sz w:val="48"/>
+          <w:szCs w:val="48"/>
+        </w:rPr>
+      </w:pPr>
+      <w:r>
+        <w:rPr>
+          <w:rFonts w:ascii="Segoe UI Symbol" w:eastAsia="Times New Roman" w:hAnsi="Segoe UI Symbol" w:cs="Segoe UI Symbol"/>
+          <w:b/>
+          <w:bCs/>
+          <w:kern w:val="36"/>
+          <w:sz w:val="48"/>
+          <w:szCs w:val="48"/>
+        </w:rPr>
+        <w:t>🚀</w:t>
+      </w:r>
+      <w:r>
+        <w:rPr>
+          <w:rFonts w:ascii="Times New Roman" w:eastAsia="Times New Roman" w:hAnsi="Times New Roman" w:cs="Times New Roman"/>
+          <w:b/>
+          <w:bCs/>
+          <w:kern w:val="36"/>
+          <w:sz w:val="48"/>
+          <w:szCs w:val="48"/>
+        </w:rPr>
+        <w:t xml:space="preserve"> Flutter Master Roadmap (Day 4)</w:t>
+      </w:r>
+    </w:p>
+    <w:p>
+      <w:pPr>
+        <w:spacing w:before="100" w:beforeAutospacing="1" w:after="100" w:afterAutospacing="1" w:line="240" w:lineRule="auto"/>
+        <w:outlineLvl w:val="1"/>
+        <w:rPr>
+          <w:rFonts w:ascii="Times New Roman" w:eastAsia="Times New Roman" w:hAnsi="Times New Roman" w:cs="Times New Roman"/>
+          <w:b/>
+          <w:bCs/>
+          <w:sz w:val="36"/>
+          <w:szCs w:val="36"/>
+        </w:rPr>
+      </w:pPr>
+      <w:r>
+        <w:rPr>
+          <w:rFonts w:ascii="Times New Roman" w:eastAsia="Times New Roman" w:hAnsi="Times New Roman" w:cs="Times New Roman"/>
+          <w:b/>
+          <w:bCs/>
+          <w:sz w:val="36"/>
+          <w:szCs w:val="36"/>
+        </w:rPr>
+        <w:t>Theme: State Management Foundation</w:t>
+      </w:r>
+    </w:p>
+    <w:p>
+      <w:pPr>
+        <w:spacing w:before="100" w:beforeAutospacing="1" w:after="100" w:afterAutospacing="1" w:line="240" w:lineRule="auto"/>
+        <w:rPr>
+          <w:rFonts w:ascii="Times New Roman" w:eastAsia="Times New Roman" w:hAnsi="Times New Roman" w:cs="Times New Roman"/>
+          <w:sz w:val="24"/>
+          <w:szCs w:val="24"/>
+        </w:rPr>
+      </w:pPr>
+      <w:r>
+        <w:rPr>
+          <w:rFonts w:ascii="Nirmala UI" w:eastAsia="Times New Roman" w:hAnsi="Nirmala UI" w:cs="Nirmala UI"/>
+          <w:sz w:val="24"/>
+          <w:szCs w:val="24"/>
+        </w:rPr>
+        <w:t>আজকের</w:t>
+      </w:r>
+      <w:r>
+        <w:rPr>
+          <w:rFonts w:ascii="Times New Roman" w:eastAsia="Times New Roman" w:hAnsi="Times New Roman" w:cs="Times New Roman"/>
+          <w:sz w:val="24"/>
+          <w:szCs w:val="24"/>
+        </w:rPr>
+        <w:t xml:space="preserve"> </w:t>
+      </w:r>
+      <w:r>
+        <w:rPr>
+          <w:rFonts w:ascii="Nirmala UI" w:eastAsia="Times New Roman" w:hAnsi="Nirmala UI" w:cs="Nirmala UI"/>
+          <w:sz w:val="24"/>
+          <w:szCs w:val="24"/>
+        </w:rPr>
+        <w:t>৩টি</w:t>
+      </w:r>
+      <w:r>
+        <w:rPr>
+          <w:rFonts w:ascii="Times New Roman" w:eastAsia="Times New Roman" w:hAnsi="Times New Roman" w:cs="Times New Roman"/>
+          <w:sz w:val="24"/>
+          <w:szCs w:val="24"/>
+        </w:rPr>
+        <w:t xml:space="preserve"> </w:t>
+      </w:r>
+      <w:r>
+        <w:rPr>
+          <w:rFonts w:ascii="Nirmala UI" w:eastAsia="Times New Roman" w:hAnsi="Nirmala UI" w:cs="Nirmala UI"/>
+          <w:sz w:val="24"/>
+          <w:szCs w:val="24"/>
+        </w:rPr>
+        <w:t>টপিক</w:t>
+      </w:r>
+      <w:r>
+        <w:rPr>
+          <w:rFonts w:ascii="Times New Roman" w:eastAsia="Times New Roman" w:hAnsi="Times New Roman" w:cs="Times New Roman"/>
+          <w:sz w:val="24"/>
+          <w:szCs w:val="24"/>
+        </w:rPr>
+        <w:t xml:space="preserve"> </w:t>
+      </w:r>
+      <w:r>
+        <w:rPr>
+          <w:rFonts w:ascii="Nirmala UI" w:eastAsia="Times New Roman" w:hAnsi="Nirmala UI" w:cs="Nirmala UI"/>
+          <w:sz w:val="24"/>
+          <w:szCs w:val="24"/>
+        </w:rPr>
+        <w:t>একে</w:t>
+      </w:r>
+      <w:r>
+        <w:rPr>
+          <w:rFonts w:ascii="Times New Roman" w:eastAsia="Times New Roman" w:hAnsi="Times New Roman" w:cs="Times New Roman"/>
+          <w:sz w:val="24"/>
+          <w:szCs w:val="24"/>
+        </w:rPr>
+        <w:t xml:space="preserve"> </w:t>
+      </w:r>
+      <w:r>
+        <w:rPr>
+          <w:rFonts w:ascii="Nirmala UI" w:eastAsia="Times New Roman" w:hAnsi="Nirmala UI" w:cs="Nirmala UI"/>
+          <w:sz w:val="24"/>
+          <w:szCs w:val="24"/>
+        </w:rPr>
+        <w:t>অপরের</w:t>
+      </w:r>
+      <w:r>
+        <w:rPr>
+          <w:rFonts w:ascii="Times New Roman" w:eastAsia="Times New Roman" w:hAnsi="Times New Roman" w:cs="Times New Roman"/>
+          <w:sz w:val="24"/>
+          <w:szCs w:val="24"/>
+        </w:rPr>
+        <w:t xml:space="preserve"> </w:t>
+      </w:r>
+      <w:r>
+        <w:rPr>
+          <w:rFonts w:ascii="Nirmala UI" w:eastAsia="Times New Roman" w:hAnsi="Nirmala UI" w:cs="Nirmala UI"/>
+          <w:sz w:val="24"/>
+          <w:szCs w:val="24"/>
+        </w:rPr>
+        <w:t>সাথে</w:t>
+      </w:r>
+      <w:r>
+        <w:rPr>
+          <w:rFonts w:ascii="Times New Roman" w:eastAsia="Times New Roman" w:hAnsi="Times New Roman" w:cs="Times New Roman"/>
+          <w:sz w:val="24"/>
+          <w:szCs w:val="24"/>
+        </w:rPr>
+        <w:t xml:space="preserve"> Connected</w:t>
+      </w:r>
+      <w:r>
+        <w:rPr>
+          <w:rFonts w:ascii="Nirmala UI" w:eastAsia="Times New Roman" w:hAnsi="Nirmala UI" w:cs="Nirmala UI"/>
+          <w:sz w:val="24"/>
+          <w:szCs w:val="24"/>
+        </w:rPr>
+        <w:t>।</w:t>
+      </w:r>
+      <w:r>
+        <w:rPr>
+          <w:rFonts w:ascii="Times New Roman" w:eastAsia="Times New Roman" w:hAnsi="Times New Roman" w:cs="Times New Roman"/>
+          <w:sz w:val="24"/>
+          <w:szCs w:val="24"/>
+        </w:rPr>
+        <w:t xml:space="preserve"> </w:t>
+      </w:r>
+      <w:r>
+        <w:rPr>
+          <w:rFonts w:ascii="Nirmala UI" w:eastAsia="Times New Roman" w:hAnsi="Nirmala UI" w:cs="Nirmala UI"/>
+          <w:sz w:val="24"/>
+          <w:szCs w:val="24"/>
+        </w:rPr>
+        <w:t>এগুলো</w:t>
+      </w:r>
+      <w:r>
+        <w:rPr>
+          <w:rFonts w:ascii="Times New Roman" w:eastAsia="Times New Roman" w:hAnsi="Times New Roman" w:cs="Times New Roman"/>
+          <w:sz w:val="24"/>
+          <w:szCs w:val="24"/>
+        </w:rPr>
+        <w:t xml:space="preserve"> </w:t>
+      </w:r>
+      <w:r>
+        <w:rPr>
+          <w:rFonts w:ascii="Nirmala UI" w:eastAsia="Times New Roman" w:hAnsi="Nirmala UI" w:cs="Nirmala UI"/>
+          <w:sz w:val="24"/>
+          <w:szCs w:val="24"/>
+        </w:rPr>
+        <w:t>না</w:t>
+      </w:r>
+      <w:r>
+        <w:rPr>
+          <w:rFonts w:ascii="Times New Roman" w:eastAsia="Times New Roman" w:hAnsi="Times New Roman" w:cs="Times New Roman"/>
+          <w:sz w:val="24"/>
+          <w:szCs w:val="24"/>
+        </w:rPr>
+        <w:t xml:space="preserve"> </w:t>
+      </w:r>
+      <w:r>
+        <w:rPr>
+          <w:rFonts w:ascii="Nirmala UI" w:eastAsia="Times New Roman" w:hAnsi="Nirmala UI" w:cs="Nirmala UI"/>
+          <w:sz w:val="24"/>
+          <w:szCs w:val="24"/>
+        </w:rPr>
+        <w:t>বুঝলে</w:t>
+      </w:r>
+      <w:r>
+        <w:rPr>
+          <w:rFonts w:ascii="Times New Roman" w:eastAsia="Times New Roman" w:hAnsi="Times New Roman" w:cs="Times New Roman"/>
+          <w:sz w:val="24"/>
+          <w:szCs w:val="24"/>
+        </w:rPr>
+        <w:t xml:space="preserve"> Provider, Riverpod, Bloc </w:t>
+      </w:r>
+      <w:r>
+        <w:rPr>
+          <w:rFonts w:ascii="Nirmala UI" w:eastAsia="Times New Roman" w:hAnsi="Nirmala UI" w:cs="Nirmala UI"/>
+          <w:sz w:val="24"/>
+          <w:szCs w:val="24"/>
+        </w:rPr>
+        <w:t>কিছুই</w:t>
+      </w:r>
+      <w:r>
+        <w:rPr>
+          <w:rFonts w:ascii="Times New Roman" w:eastAsia="Times New Roman" w:hAnsi="Times New Roman" w:cs="Times New Roman"/>
+          <w:sz w:val="24"/>
+          <w:szCs w:val="24"/>
+        </w:rPr>
+        <w:t xml:space="preserve"> </w:t>
+      </w:r>
+      <w:r>
+        <w:rPr>
+          <w:rFonts w:ascii="Nirmala UI" w:eastAsia="Times New Roman" w:hAnsi="Nirmala UI" w:cs="Nirmala UI"/>
+          <w:sz w:val="24"/>
+          <w:szCs w:val="24"/>
+        </w:rPr>
+        <w:t>ভালোভাবে</w:t>
+      </w:r>
+      <w:r>
+        <w:rPr>
+          <w:rFonts w:ascii="Times New Roman" w:eastAsia="Times New Roman" w:hAnsi="Times New Roman" w:cs="Times New Roman"/>
+          <w:sz w:val="24"/>
+          <w:szCs w:val="24"/>
+        </w:rPr>
+        <w:t xml:space="preserve"> </w:t>
+      </w:r>
+      <w:r>
+        <w:rPr>
+          <w:rFonts w:ascii="Nirmala UI" w:eastAsia="Times New Roman" w:hAnsi="Nirmala UI" w:cs="Nirmala UI"/>
+          <w:sz w:val="24"/>
+          <w:szCs w:val="24"/>
+        </w:rPr>
+        <w:t>বুঝবে</w:t>
+      </w:r>
+      <w:r>
+        <w:rPr>
+          <w:rFonts w:ascii="Times New Roman" w:eastAsia="Times New Roman" w:hAnsi="Times New Roman" w:cs="Times New Roman"/>
+          <w:sz w:val="24"/>
+          <w:szCs w:val="24"/>
+        </w:rPr>
+        <w:t xml:space="preserve"> </w:t>
+      </w:r>
+      <w:r>
+        <w:rPr>
+          <w:rFonts w:ascii="Nirmala UI" w:eastAsia="Times New Roman" w:hAnsi="Nirmala UI" w:cs="Nirmala UI"/>
+          <w:sz w:val="24"/>
+          <w:szCs w:val="24"/>
+        </w:rPr>
+        <w:t>না।</w:t>
+      </w:r>
+    </w:p>
+    <w:p>
+      <w:pPr>
+        <w:spacing w:beforeAutospacing="1" w:after="100" w:afterAutospacing="1" w:line="240" w:lineRule="auto"/>
+        <w:rPr>
+          <w:rFonts w:ascii="Times New Roman" w:eastAsia="Times New Roman" w:hAnsi="Times New Roman" w:cs="Times New Roman"/>
+          <w:sz w:val="24"/>
+          <w:szCs w:val="24"/>
+        </w:rPr>
+      </w:pPr>
+      <w:r>
+        <w:rPr>
+          <w:rFonts w:ascii="Nirmala UI" w:eastAsia="Times New Roman" w:hAnsi="Nirmala UI" w:cs="Nirmala UI"/>
+          <w:b/>
+          <w:bCs/>
+          <w:sz w:val="24"/>
+          <w:szCs w:val="24"/>
+        </w:rPr>
+        <w:t>আজকের</w:t>
+      </w:r>
+      <w:r>
+        <w:rPr>
+          <w:rFonts w:ascii="Times New Roman" w:eastAsia="Times New Roman" w:hAnsi="Times New Roman" w:cs="Times New Roman"/>
+          <w:b/>
+          <w:bCs/>
+          <w:sz w:val="24"/>
+          <w:szCs w:val="24"/>
+        </w:rPr>
+        <w:t xml:space="preserve"> Goal:</w:t>
+      </w:r>
+      <w:r>
+        <w:rPr>
+          <w:rFonts w:ascii="Times New Roman" w:eastAsia="Times New Roman" w:hAnsi="Times New Roman" w:cs="Times New Roman"/>
+          <w:sz w:val="24"/>
+          <w:szCs w:val="24"/>
+        </w:rPr>
+        <w:t xml:space="preserve"> "Flutter UI </w:t>
+      </w:r>
+      <w:r>
+        <w:rPr>
+          <w:rFonts w:ascii="Nirmala UI" w:eastAsia="Times New Roman" w:hAnsi="Nirmala UI" w:cs="Nirmala UI"/>
+          <w:sz w:val="24"/>
+          <w:szCs w:val="24"/>
+        </w:rPr>
+        <w:t>কীভাবে</w:t>
+      </w:r>
+      <w:r>
+        <w:rPr>
+          <w:rFonts w:ascii="Times New Roman" w:eastAsia="Times New Roman" w:hAnsi="Times New Roman" w:cs="Times New Roman"/>
+          <w:sz w:val="24"/>
+          <w:szCs w:val="24"/>
+        </w:rPr>
+        <w:t xml:space="preserve"> Update </w:t>
+      </w:r>
+      <w:r>
+        <w:rPr>
+          <w:rFonts w:ascii="Nirmala UI" w:eastAsia="Times New Roman" w:hAnsi="Nirmala UI" w:cs="Nirmala UI"/>
+          <w:sz w:val="24"/>
+          <w:szCs w:val="24"/>
+        </w:rPr>
+        <w:t>হয়</w:t>
+      </w:r>
+      <w:r>
+        <w:rPr>
+          <w:rFonts w:ascii="Times New Roman" w:eastAsia="Times New Roman" w:hAnsi="Times New Roman" w:cs="Times New Roman"/>
+          <w:sz w:val="24"/>
+          <w:szCs w:val="24"/>
+        </w:rPr>
+        <w:t xml:space="preserve">?" </w:t>
+      </w:r>
+      <w:r>
+        <w:rPr>
+          <w:rFonts w:ascii="Nirmala UI" w:eastAsia="Times New Roman" w:hAnsi="Nirmala UI" w:cs="Nirmala UI"/>
+          <w:sz w:val="24"/>
+          <w:szCs w:val="24"/>
+        </w:rPr>
+        <w:t>এটা</w:t>
+      </w:r>
+      <w:r>
+        <w:rPr>
+          <w:rFonts w:ascii="Times New Roman" w:eastAsia="Times New Roman" w:hAnsi="Times New Roman" w:cs="Times New Roman"/>
+          <w:sz w:val="24"/>
+          <w:szCs w:val="24"/>
+        </w:rPr>
+        <w:t xml:space="preserve"> </w:t>
+      </w:r>
+      <w:r>
+        <w:rPr>
+          <w:rFonts w:ascii="Nirmala UI" w:eastAsia="Times New Roman" w:hAnsi="Nirmala UI" w:cs="Nirmala UI"/>
+          <w:sz w:val="24"/>
+          <w:szCs w:val="24"/>
+        </w:rPr>
+        <w:t>পুরোপুরি</w:t>
+      </w:r>
+      <w:r>
+        <w:rPr>
+          <w:rFonts w:ascii="Times New Roman" w:eastAsia="Times New Roman" w:hAnsi="Times New Roman" w:cs="Times New Roman"/>
+          <w:sz w:val="24"/>
+          <w:szCs w:val="24"/>
+        </w:rPr>
+        <w:t xml:space="preserve"> </w:t>
+      </w:r>
+      <w:r>
+        <w:rPr>
+          <w:rFonts w:ascii="Nirmala UI" w:eastAsia="Times New Roman" w:hAnsi="Nirmala UI" w:cs="Nirmala UI"/>
+          <w:sz w:val="24"/>
+          <w:szCs w:val="24"/>
+        </w:rPr>
+        <w:t>বুঝে</w:t>
+      </w:r>
+      <w:r>
+        <w:rPr>
+          <w:rFonts w:ascii="Times New Roman" w:eastAsia="Times New Roman" w:hAnsi="Times New Roman" w:cs="Times New Roman"/>
+          <w:sz w:val="24"/>
+          <w:szCs w:val="24"/>
+        </w:rPr>
+        <w:t xml:space="preserve"> </w:t>
+      </w:r>
+      <w:r>
+        <w:rPr>
+          <w:rFonts w:ascii="Nirmala UI" w:eastAsia="Times New Roman" w:hAnsi="Nirmala UI" w:cs="Nirmala UI"/>
+          <w:sz w:val="24"/>
+          <w:szCs w:val="24"/>
+        </w:rPr>
+        <w:t>ফেলা।</w:t>
+      </w:r>
+    </w:p>
+    <w:p>
+      <w:pPr>
+        <w:spacing w:after="0" w:line="240" w:lineRule="auto"/>
+        <w:rPr>
+          <w:rFonts w:ascii="Times New Roman" w:eastAsia="Times New Roman" w:hAnsi="Times New Roman" w:cs="Times New Roman"/>
+          <w:sz w:val="24"/>
+          <w:szCs w:val="24"/>
+        </w:rPr>
+      </w:pPr>
+      <w:r>
+        <w:rPr>
+          <w:rFonts w:ascii="Times New Roman" w:eastAsia="Times New Roman" w:hAnsi="Times New Roman" w:cs="Times New Roman"/>
+          <w:sz w:val="24"/>
+          <w:szCs w:val="24"/>
+        </w:rPr>
+        <w:pict>
+          <v:rect id="_x0000_i1025" style="width:0;height:1.5pt" o:hralign="center" o:hrstd="t" o:hr="t" fillcolor="#a0a0a0" stroked="f"/>
+        </w:pict>
+      </w:r>
+    </w:p>
     <w:p>
       <w:pPr>
         <w:spacing w:before="100" w:beforeAutospacing="1" w:after="100" w:afterAutospacing="1" w:line="240" w:lineRule="auto"/>
@@ -574,7 +1005,7 @@
       <w:pPr>
         <w:numPr>
           <w:ilvl w:val="0"/>
-          <w:numId w:val="1"/>
+          <w:numId w:val="5"/>
         </w:numPr>
         <w:spacing w:before="100" w:beforeAutospacing="1" w:after="100" w:afterAutospacing="1" w:line="240" w:lineRule="auto"/>
         <w:rPr>
@@ -604,7 +1035,7 @@
       <w:pPr>
         <w:numPr>
           <w:ilvl w:val="0"/>
-          <w:numId w:val="1"/>
+          <w:numId w:val="5"/>
         </w:numPr>
         <w:spacing w:before="100" w:beforeAutospacing="1" w:after="100" w:afterAutospacing="1" w:line="240" w:lineRule="auto"/>
         <w:rPr>
@@ -634,7 +1065,7 @@
       <w:pPr>
         <w:numPr>
           <w:ilvl w:val="0"/>
-          <w:numId w:val="1"/>
+          <w:numId w:val="5"/>
         </w:numPr>
         <w:spacing w:before="100" w:beforeAutospacing="1" w:after="100" w:afterAutospacing="1" w:line="240" w:lineRule="auto"/>
         <w:rPr>
@@ -664,7 +1095,7 @@
       <w:pPr>
         <w:numPr>
           <w:ilvl w:val="0"/>
-          <w:numId w:val="1"/>
+          <w:numId w:val="5"/>
         </w:numPr>
         <w:spacing w:before="100" w:beforeAutospacing="1" w:after="100" w:afterAutospacing="1" w:line="240" w:lineRule="auto"/>
         <w:rPr>
@@ -694,7 +1125,7 @@
       <w:pPr>
         <w:numPr>
           <w:ilvl w:val="0"/>
-          <w:numId w:val="1"/>
+          <w:numId w:val="5"/>
         </w:numPr>
         <w:spacing w:before="100" w:beforeAutospacing="1" w:after="100" w:afterAutospacing="1" w:line="240" w:lineRule="auto"/>
         <w:rPr>
@@ -735,6 +1166,7 @@
           <w:sz w:val="24"/>
           <w:szCs w:val="24"/>
         </w:rPr>
+        <w:lastRenderedPageBreak/>
         <w:t>এগুলোর</w:t>
       </w:r>
       <w:r>
@@ -850,7 +1282,7 @@
           <w:szCs w:val="24"/>
         </w:rPr>
         <w:pict>
-          <v:rect id="_x0000_i1025" style="width:0;height:1.5pt" o:hralign="center" o:hrstd="t" o:hr="t" fillcolor="#a0a0a0" stroked="f"/>
+          <v:rect id="_x0000_i1026" style="width:0;height:1.5pt" o:hralign="center" o:hrstd="t" o:hr="t" fillcolor="#a0a0a0" stroked="f"/>
         </w:pict>
       </w:r>
     </w:p>
@@ -994,7 +1426,6 @@
           <w:sz w:val="20"/>
           <w:szCs w:val="20"/>
         </w:rPr>
-        <w:lastRenderedPageBreak/>
         <w:br/>
         <w:t>↓</w:t>
       </w:r>
@@ -1048,115 +1479,6 @@
           <w:szCs w:val="24"/>
         </w:rPr>
         <w:t>।</w:t>
-      </w:r>
-    </w:p>
-    <w:p>
-      <w:pPr>
-        <w:spacing w:after="0" w:line="240" w:lineRule="auto"/>
-        <w:rPr>
-          <w:rFonts w:ascii="Times New Roman" w:eastAsia="Times New Roman" w:hAnsi="Times New Roman" w:cs="Times New Roman"/>
-          <w:sz w:val="24"/>
-          <w:szCs w:val="24"/>
-        </w:rPr>
-      </w:pPr>
-      <w:r>
-        <w:rPr>
-          <w:rFonts w:ascii="Times New Roman" w:eastAsia="Times New Roman" w:hAnsi="Times New Roman" w:cs="Times New Roman"/>
-          <w:sz w:val="24"/>
-          <w:szCs w:val="24"/>
-        </w:rPr>
-        <w:pict>
-          <v:rect id="_x0000_i1026" style="width:0;height:1.5pt" o:hralign="center" o:hrstd="t" o:hr="t" fillcolor="#a0a0a0" stroked="f"/>
-        </w:pict>
-      </w:r>
-    </w:p>
-    <w:p>
-      <w:pPr>
-        <w:spacing w:before="100" w:beforeAutospacing="1" w:after="100" w:afterAutospacing="1" w:line="240" w:lineRule="auto"/>
-        <w:outlineLvl w:val="1"/>
-        <w:rPr>
-          <w:rFonts w:ascii="Times New Roman" w:eastAsia="Times New Roman" w:hAnsi="Times New Roman" w:cs="Times New Roman"/>
-          <w:b/>
-          <w:bCs/>
-          <w:sz w:val="36"/>
-          <w:szCs w:val="36"/>
-        </w:rPr>
-      </w:pPr>
-      <w:r>
-        <w:rPr>
-          <w:rFonts w:ascii="Times New Roman" w:eastAsia="Times New Roman" w:hAnsi="Times New Roman" w:cs="Times New Roman"/>
-          <w:b/>
-          <w:bCs/>
-          <w:sz w:val="36"/>
-          <w:szCs w:val="36"/>
-        </w:rPr>
-        <w:t>Interview Question</w:t>
-      </w:r>
-    </w:p>
-    <w:p>
-      <w:pPr>
-        <w:spacing w:before="100" w:beforeAutospacing="1" w:after="100" w:afterAutospacing="1" w:line="240" w:lineRule="auto"/>
-        <w:rPr>
-          <w:rFonts w:ascii="Times New Roman" w:eastAsia="Times New Roman" w:hAnsi="Times New Roman" w:cs="Times New Roman"/>
-          <w:sz w:val="24"/>
-          <w:szCs w:val="24"/>
-        </w:rPr>
-      </w:pPr>
-      <w:r>
-        <w:rPr>
-          <w:rFonts w:ascii="Times New Roman" w:eastAsia="Times New Roman" w:hAnsi="Times New Roman" w:cs="Times New Roman"/>
-          <w:b/>
-          <w:bCs/>
-          <w:sz w:val="24"/>
-          <w:szCs w:val="24"/>
-        </w:rPr>
-        <w:t>Q:</w:t>
-      </w:r>
-      <w:r>
-        <w:rPr>
-          <w:rFonts w:ascii="Times New Roman" w:eastAsia="Times New Roman" w:hAnsi="Times New Roman" w:cs="Times New Roman"/>
-          <w:sz w:val="24"/>
-          <w:szCs w:val="24"/>
-        </w:rPr>
-        <w:t xml:space="preserve"> What is State?</w:t>
-      </w:r>
-    </w:p>
-    <w:p>
-      <w:pPr>
-        <w:spacing w:before="100" w:beforeAutospacing="1" w:after="100" w:afterAutospacing="1" w:line="240" w:lineRule="auto"/>
-        <w:rPr>
-          <w:rFonts w:ascii="Times New Roman" w:eastAsia="Times New Roman" w:hAnsi="Times New Roman" w:cs="Times New Roman"/>
-          <w:sz w:val="24"/>
-          <w:szCs w:val="24"/>
-        </w:rPr>
-      </w:pPr>
-      <w:r>
-        <w:rPr>
-          <w:rFonts w:ascii="Times New Roman" w:eastAsia="Times New Roman" w:hAnsi="Times New Roman" w:cs="Times New Roman"/>
-          <w:b/>
-          <w:bCs/>
-          <w:sz w:val="24"/>
-          <w:szCs w:val="24"/>
-        </w:rPr>
-        <w:t>Answer:</w:t>
-      </w:r>
-    </w:p>
-    <w:p>
-      <w:pPr>
-        <w:spacing w:beforeAutospacing="1" w:after="100" w:afterAutospacing="1" w:line="240" w:lineRule="auto"/>
-        <w:rPr>
-          <w:rFonts w:ascii="Times New Roman" w:eastAsia="Times New Roman" w:hAnsi="Times New Roman" w:cs="Times New Roman"/>
-          <w:sz w:val="24"/>
-          <w:szCs w:val="24"/>
-        </w:rPr>
-      </w:pPr>
-      <w:r>
-        <w:rPr>
-          <w:rFonts w:ascii="Times New Roman" w:eastAsia="Times New Roman" w:hAnsi="Times New Roman" w:cs="Times New Roman"/>
-          <w:sz w:val="24"/>
-          <w:szCs w:val="24"/>
-        </w:rPr>
-        <w:t>State is the current data or condition of a widget. When the state changes, the UI can be updated.</w:t>
       </w:r>
     </w:p>
     <w:p>
@@ -1182,6 +1504,115 @@
     <w:p>
       <w:pPr>
         <w:spacing w:before="100" w:beforeAutospacing="1" w:after="100" w:afterAutospacing="1" w:line="240" w:lineRule="auto"/>
+        <w:outlineLvl w:val="1"/>
+        <w:rPr>
+          <w:rFonts w:ascii="Times New Roman" w:eastAsia="Times New Roman" w:hAnsi="Times New Roman" w:cs="Times New Roman"/>
+          <w:b/>
+          <w:bCs/>
+          <w:sz w:val="36"/>
+          <w:szCs w:val="36"/>
+        </w:rPr>
+      </w:pPr>
+      <w:r>
+        <w:rPr>
+          <w:rFonts w:ascii="Times New Roman" w:eastAsia="Times New Roman" w:hAnsi="Times New Roman" w:cs="Times New Roman"/>
+          <w:b/>
+          <w:bCs/>
+          <w:sz w:val="36"/>
+          <w:szCs w:val="36"/>
+        </w:rPr>
+        <w:t>Interview Question</w:t>
+      </w:r>
+    </w:p>
+    <w:p>
+      <w:pPr>
+        <w:spacing w:before="100" w:beforeAutospacing="1" w:after="100" w:afterAutospacing="1" w:line="240" w:lineRule="auto"/>
+        <w:rPr>
+          <w:rFonts w:ascii="Times New Roman" w:eastAsia="Times New Roman" w:hAnsi="Times New Roman" w:cs="Times New Roman"/>
+          <w:sz w:val="24"/>
+          <w:szCs w:val="24"/>
+        </w:rPr>
+      </w:pPr>
+      <w:r>
+        <w:rPr>
+          <w:rFonts w:ascii="Times New Roman" w:eastAsia="Times New Roman" w:hAnsi="Times New Roman" w:cs="Times New Roman"/>
+          <w:b/>
+          <w:bCs/>
+          <w:sz w:val="24"/>
+          <w:szCs w:val="24"/>
+        </w:rPr>
+        <w:t>Q:</w:t>
+      </w:r>
+      <w:r>
+        <w:rPr>
+          <w:rFonts w:ascii="Times New Roman" w:eastAsia="Times New Roman" w:hAnsi="Times New Roman" w:cs="Times New Roman"/>
+          <w:sz w:val="24"/>
+          <w:szCs w:val="24"/>
+        </w:rPr>
+        <w:t xml:space="preserve"> What is State?</w:t>
+      </w:r>
+    </w:p>
+    <w:p>
+      <w:pPr>
+        <w:spacing w:before="100" w:beforeAutospacing="1" w:after="100" w:afterAutospacing="1" w:line="240" w:lineRule="auto"/>
+        <w:rPr>
+          <w:rFonts w:ascii="Times New Roman" w:eastAsia="Times New Roman" w:hAnsi="Times New Roman" w:cs="Times New Roman"/>
+          <w:sz w:val="24"/>
+          <w:szCs w:val="24"/>
+        </w:rPr>
+      </w:pPr>
+      <w:r>
+        <w:rPr>
+          <w:rFonts w:ascii="Times New Roman" w:eastAsia="Times New Roman" w:hAnsi="Times New Roman" w:cs="Times New Roman"/>
+          <w:b/>
+          <w:bCs/>
+          <w:sz w:val="24"/>
+          <w:szCs w:val="24"/>
+        </w:rPr>
+        <w:t>Answer:</w:t>
+      </w:r>
+    </w:p>
+    <w:p>
+      <w:pPr>
+        <w:spacing w:beforeAutospacing="1" w:after="100" w:afterAutospacing="1" w:line="240" w:lineRule="auto"/>
+        <w:rPr>
+          <w:rFonts w:ascii="Times New Roman" w:eastAsia="Times New Roman" w:hAnsi="Times New Roman" w:cs="Times New Roman"/>
+          <w:sz w:val="24"/>
+          <w:szCs w:val="24"/>
+        </w:rPr>
+      </w:pPr>
+      <w:r>
+        <w:rPr>
+          <w:rFonts w:ascii="Times New Roman" w:eastAsia="Times New Roman" w:hAnsi="Times New Roman" w:cs="Times New Roman"/>
+          <w:sz w:val="24"/>
+          <w:szCs w:val="24"/>
+        </w:rPr>
+        <w:t>State is the current data or condition of a widget. When the state changes, the UI can be updated.</w:t>
+      </w:r>
+    </w:p>
+    <w:p>
+      <w:pPr>
+        <w:spacing w:after="0" w:line="240" w:lineRule="auto"/>
+        <w:rPr>
+          <w:rFonts w:ascii="Times New Roman" w:eastAsia="Times New Roman" w:hAnsi="Times New Roman" w:cs="Times New Roman"/>
+          <w:sz w:val="24"/>
+          <w:szCs w:val="24"/>
+        </w:rPr>
+      </w:pPr>
+      <w:r>
+        <w:rPr>
+          <w:rFonts w:ascii="Times New Roman" w:eastAsia="Times New Roman" w:hAnsi="Times New Roman" w:cs="Times New Roman"/>
+          <w:sz w:val="24"/>
+          <w:szCs w:val="24"/>
+        </w:rPr>
+        <w:pict>
+          <v:rect id="_x0000_i1028" style="width:0;height:1.5pt" o:hralign="center" o:hrstd="t" o:hr="t" fillcolor="#a0a0a0" stroked="f"/>
+        </w:pict>
+      </w:r>
+    </w:p>
+    <w:p>
+      <w:pPr>
+        <w:spacing w:before="100" w:beforeAutospacing="1" w:after="100" w:afterAutospacing="1" w:line="240" w:lineRule="auto"/>
         <w:outlineLvl w:val="0"/>
         <w:rPr>
           <w:rFonts w:ascii="Times New Roman" w:eastAsia="Times New Roman" w:hAnsi="Times New Roman" w:cs="Times New Roman"/>
@@ -1212,7 +1643,31 @@
           <w:sz w:val="48"/>
           <w:szCs w:val="48"/>
         </w:rPr>
-        <w:t xml:space="preserve"> Topic 2: setState() Deep Dive</w:t>
+        <w:t xml:space="preserve"> Topic 2: </w:t>
+      </w:r>
+      <w:proofErr w:type="gramStart"/>
+      <w:r>
+        <w:rPr>
+          <w:rFonts w:ascii="Times New Roman" w:eastAsia="Times New Roman" w:hAnsi="Times New Roman" w:cs="Times New Roman"/>
+          <w:b/>
+          <w:bCs/>
+          <w:kern w:val="36"/>
+          <w:sz w:val="48"/>
+          <w:szCs w:val="48"/>
+        </w:rPr>
+        <w:t>setState(</w:t>
+      </w:r>
+      <w:proofErr w:type="gramEnd"/>
+      <w:r>
+        <w:rPr>
+          <w:rFonts w:ascii="Times New Roman" w:eastAsia="Times New Roman" w:hAnsi="Times New Roman" w:cs="Times New Roman"/>
+          <w:b/>
+          <w:bCs/>
+          <w:kern w:val="36"/>
+          <w:sz w:val="48"/>
+          <w:szCs w:val="48"/>
+        </w:rPr>
+        <w:t>) Deep Dive</w:t>
       </w:r>
     </w:p>
     <w:p>
@@ -1227,6 +1682,7 @@
           <w:szCs w:val="36"/>
         </w:rPr>
       </w:pPr>
+      <w:proofErr w:type="gramStart"/>
       <w:r>
         <w:rPr>
           <w:rFonts w:ascii="Times New Roman" w:eastAsia="Times New Roman" w:hAnsi="Times New Roman" w:cs="Times New Roman"/>
@@ -1235,26 +1691,37 @@
           <w:sz w:val="36"/>
           <w:szCs w:val="36"/>
         </w:rPr>
-        <w:t xml:space="preserve">setState() </w:t>
-      </w:r>
-      <w:r>
-        <w:rPr>
-          <w:rFonts w:ascii="Nirmala UI" w:eastAsia="Times New Roman" w:hAnsi="Nirmala UI" w:cs="Nirmala UI"/>
+        <w:t>setState(</w:t>
+      </w:r>
+      <w:proofErr w:type="gramEnd"/>
+      <w:r>
+        <w:rPr>
+          <w:rFonts w:ascii="Times New Roman" w:eastAsia="Times New Roman" w:hAnsi="Times New Roman" w:cs="Times New Roman"/>
           <w:b/>
           <w:bCs/>
           <w:sz w:val="36"/>
           <w:szCs w:val="36"/>
         </w:rPr>
-        <w:t>কী</w:t>
-      </w:r>
-      <w:r>
-        <w:rPr>
-          <w:rFonts w:ascii="Times New Roman" w:eastAsia="Times New Roman" w:hAnsi="Times New Roman" w:cs="Times New Roman"/>
+        <w:t xml:space="preserve">) </w:t>
+      </w:r>
+      <w:r>
+        <w:rPr>
+          <w:rFonts w:ascii="Nirmala UI" w:eastAsia="Times New Roman" w:hAnsi="Nirmala UI" w:cs="Nirmala UI"/>
           <w:b/>
           <w:bCs/>
           <w:sz w:val="36"/>
           <w:szCs w:val="36"/>
         </w:rPr>
+        <w:t>কী</w:t>
+      </w:r>
+      <w:r>
+        <w:rPr>
+          <w:rFonts w:ascii="Times New Roman" w:eastAsia="Times New Roman" w:hAnsi="Times New Roman" w:cs="Times New Roman"/>
+          <w:b/>
+          <w:bCs/>
+          <w:sz w:val="36"/>
+          <w:szCs w:val="36"/>
+        </w:rPr>
         <w:t>?</w:t>
       </w:r>
     </w:p>
@@ -1496,7 +1963,7 @@
           <w:szCs w:val="24"/>
         </w:rPr>
         <w:pict>
-          <v:rect id="_x0000_i1028" style="width:0;height:1.5pt" o:hralign="center" o:hrstd="t" o:hr="t" fillcolor="#a0a0a0" stroked="f"/>
+          <v:rect id="_x0000_i1029" style="width:0;height:1.5pt" o:hralign="center" o:hrstd="t" o:hr="t" fillcolor="#a0a0a0" stroked="f"/>
         </w:pict>
       </w:r>
     </w:p>
@@ -1550,13 +2017,24 @@
           <w:szCs w:val="20"/>
         </w:rPr>
       </w:pPr>
-      <w:r>
-        <w:rPr>
-          <w:rFonts w:ascii="Courier New" w:eastAsia="Times New Roman" w:hAnsi="Courier New" w:cs="Courier New"/>
-          <w:sz w:val="20"/>
-          <w:szCs w:val="20"/>
-        </w:rPr>
-        <w:t>int count = 0;</w:t>
+      <w:proofErr w:type="gramStart"/>
+      <w:r>
+        <w:rPr>
+          <w:rFonts w:ascii="Courier New" w:eastAsia="Times New Roman" w:hAnsi="Courier New" w:cs="Courier New"/>
+          <w:sz w:val="20"/>
+          <w:szCs w:val="20"/>
+        </w:rPr>
+        <w:lastRenderedPageBreak/>
+        <w:t>int</w:t>
+      </w:r>
+      <w:proofErr w:type="gramEnd"/>
+      <w:r>
+        <w:rPr>
+          <w:rFonts w:ascii="Courier New" w:eastAsia="Times New Roman" w:hAnsi="Courier New" w:cs="Courier New"/>
+          <w:sz w:val="20"/>
+          <w:szCs w:val="20"/>
+        </w:rPr>
+        <w:t xml:space="preserve"> count = 0;</w:t>
       </w:r>
       <w:r>
         <w:rPr>
@@ -1679,13 +2157,23 @@
           <w:szCs w:val="20"/>
         </w:rPr>
       </w:pPr>
-      <w:r>
-        <w:rPr>
-          <w:rFonts w:ascii="Courier New" w:eastAsia="Times New Roman" w:hAnsi="Courier New" w:cs="Courier New"/>
-          <w:sz w:val="20"/>
-          <w:szCs w:val="20"/>
-        </w:rPr>
-        <w:t>count = 0</w:t>
+      <w:proofErr w:type="gramStart"/>
+      <w:r>
+        <w:rPr>
+          <w:rFonts w:ascii="Courier New" w:eastAsia="Times New Roman" w:hAnsi="Courier New" w:cs="Courier New"/>
+          <w:sz w:val="20"/>
+          <w:szCs w:val="20"/>
+        </w:rPr>
+        <w:t>count</w:t>
+      </w:r>
+      <w:proofErr w:type="gramEnd"/>
+      <w:r>
+        <w:rPr>
+          <w:rFonts w:ascii="Courier New" w:eastAsia="Times New Roman" w:hAnsi="Courier New" w:cs="Courier New"/>
+          <w:sz w:val="20"/>
+          <w:szCs w:val="20"/>
+        </w:rPr>
+        <w:t xml:space="preserve"> = 0</w:t>
       </w:r>
       <w:r>
         <w:rPr>
@@ -1752,7 +2240,6 @@
           <w:sz w:val="20"/>
           <w:szCs w:val="20"/>
         </w:rPr>
-        <w:lastRenderedPageBreak/>
         <w:br/>
         <w:t>count = 1</w:t>
       </w:r>
@@ -1841,7 +2328,7 @@
           <w:szCs w:val="24"/>
         </w:rPr>
         <w:pict>
-          <v:rect id="_x0000_i1029" style="width:0;height:1.5pt" o:hralign="center" o:hrstd="t" o:hr="t" fillcolor="#a0a0a0" stroked="f"/>
+          <v:rect id="_x0000_i1030" style="width:0;height:1.5pt" o:hralign="center" o:hrstd="t" o:hr="t" fillcolor="#a0a0a0" stroked="f"/>
         </w:pict>
       </w:r>
     </w:p>
@@ -1935,7 +2422,24 @@
           <w:szCs w:val="20"/>
         </w:rPr>
         <w:br/>
-        <w:t>setState()</w:t>
+      </w:r>
+      <w:proofErr w:type="gramStart"/>
+      <w:r>
+        <w:rPr>
+          <w:rFonts w:ascii="Courier New" w:eastAsia="Times New Roman" w:hAnsi="Courier New" w:cs="Courier New"/>
+          <w:sz w:val="20"/>
+          <w:szCs w:val="20"/>
+        </w:rPr>
+        <w:t>setState(</w:t>
+      </w:r>
+      <w:proofErr w:type="gramEnd"/>
+      <w:r>
+        <w:rPr>
+          <w:rFonts w:ascii="Courier New" w:eastAsia="Times New Roman" w:hAnsi="Courier New" w:cs="Courier New"/>
+          <w:sz w:val="20"/>
+          <w:szCs w:val="20"/>
+        </w:rPr>
+        <w:t>)</w:t>
       </w:r>
       <w:r>
         <w:rPr>
@@ -2102,7 +2606,7 @@
           <w:szCs w:val="24"/>
         </w:rPr>
         <w:pict>
-          <v:rect id="_x0000_i1030" style="width:0;height:1.5pt" o:hralign="center" o:hrstd="t" o:hr="t" fillcolor="#a0a0a0" stroked="f"/>
+          <v:rect id="_x0000_i1031" style="width:0;height:1.5pt" o:hralign="center" o:hrstd="t" o:hr="t" fillcolor="#a0a0a0" stroked="f"/>
         </w:pict>
       </w:r>
     </w:p>
@@ -2208,13 +2712,24 @@
           <w:szCs w:val="20"/>
         </w:rPr>
       </w:pPr>
-      <w:r>
-        <w:rPr>
-          <w:rFonts w:ascii="Courier New" w:eastAsia="Times New Roman" w:hAnsi="Courier New" w:cs="Courier New"/>
-          <w:sz w:val="20"/>
-          <w:szCs w:val="20"/>
-        </w:rPr>
-        <w:t>count++;</w:t>
+      <w:proofErr w:type="gramStart"/>
+      <w:r>
+        <w:rPr>
+          <w:rFonts w:ascii="Courier New" w:eastAsia="Times New Roman" w:hAnsi="Courier New" w:cs="Courier New"/>
+          <w:sz w:val="20"/>
+          <w:szCs w:val="20"/>
+        </w:rPr>
+        <w:lastRenderedPageBreak/>
+        <w:t>count</w:t>
+      </w:r>
+      <w:proofErr w:type="gramEnd"/>
+      <w:r>
+        <w:rPr>
+          <w:rFonts w:ascii="Courier New" w:eastAsia="Times New Roman" w:hAnsi="Courier New" w:cs="Courier New"/>
+          <w:sz w:val="20"/>
+          <w:szCs w:val="20"/>
+        </w:rPr>
+        <w:t>++;</w:t>
       </w:r>
     </w:p>
     <w:p>
@@ -2418,13 +2933,23 @@
           <w:szCs w:val="20"/>
         </w:rPr>
       </w:pPr>
-      <w:r>
-        <w:rPr>
-          <w:rFonts w:ascii="Courier New" w:eastAsia="Times New Roman" w:hAnsi="Courier New" w:cs="Courier New"/>
-          <w:sz w:val="20"/>
-          <w:szCs w:val="20"/>
-        </w:rPr>
-        <w:t>setState(() {</w:t>
+      <w:proofErr w:type="gramStart"/>
+      <w:r>
+        <w:rPr>
+          <w:rFonts w:ascii="Courier New" w:eastAsia="Times New Roman" w:hAnsi="Courier New" w:cs="Courier New"/>
+          <w:sz w:val="20"/>
+          <w:szCs w:val="20"/>
+        </w:rPr>
+        <w:t>setState(</w:t>
+      </w:r>
+      <w:proofErr w:type="gramEnd"/>
+      <w:r>
+        <w:rPr>
+          <w:rFonts w:ascii="Courier New" w:eastAsia="Times New Roman" w:hAnsi="Courier New" w:cs="Courier New"/>
+          <w:sz w:val="20"/>
+          <w:szCs w:val="20"/>
+        </w:rPr>
+        <w:t>() {</w:t>
       </w:r>
       <w:r>
         <w:rPr>
@@ -2461,7 +2986,7 @@
           <w:szCs w:val="24"/>
         </w:rPr>
         <w:pict>
-          <v:rect id="_x0000_i1031" style="width:0;height:1.5pt" o:hralign="center" o:hrstd="t" o:hr="t" fillcolor="#a0a0a0" stroked="f"/>
+          <v:rect id="_x0000_i1032" style="width:0;height:1.5pt" o:hralign="center" o:hrstd="t" o:hr="t" fillcolor="#a0a0a0" stroked="f"/>
         </w:pict>
       </w:r>
     </w:p>
@@ -2485,7 +3010,6 @@
           <w:sz w:val="36"/>
           <w:szCs w:val="36"/>
         </w:rPr>
-        <w:lastRenderedPageBreak/>
         <w:t>মনে</w:t>
       </w:r>
       <w:r>
@@ -2586,7 +3110,24 @@
           <w:szCs w:val="20"/>
         </w:rPr>
         <w:br/>
-        <w:t>setState()</w:t>
+      </w:r>
+      <w:proofErr w:type="gramStart"/>
+      <w:r>
+        <w:rPr>
+          <w:rFonts w:ascii="Courier New" w:eastAsia="Times New Roman" w:hAnsi="Courier New" w:cs="Courier New"/>
+          <w:sz w:val="20"/>
+          <w:szCs w:val="20"/>
+        </w:rPr>
+        <w:t>setState(</w:t>
+      </w:r>
+      <w:proofErr w:type="gramEnd"/>
+      <w:r>
+        <w:rPr>
+          <w:rFonts w:ascii="Courier New" w:eastAsia="Times New Roman" w:hAnsi="Courier New" w:cs="Courier New"/>
+          <w:sz w:val="20"/>
+          <w:szCs w:val="20"/>
+        </w:rPr>
+        <w:t>)</w:t>
       </w:r>
       <w:r>
         <w:rPr>
@@ -2639,7 +3180,7 @@
           <w:szCs w:val="24"/>
         </w:rPr>
         <w:pict>
-          <v:rect id="_x0000_i1032" style="width:0;height:1.5pt" o:hralign="center" o:hrstd="t" o:hr="t" fillcolor="#a0a0a0" stroked="f"/>
+          <v:rect id="_x0000_i1033" style="width:0;height:1.5pt" o:hralign="center" o:hrstd="t" o:hr="t" fillcolor="#a0a0a0" stroked="f"/>
         </w:pict>
       </w:r>
     </w:p>
@@ -2676,7 +3217,31 @@
           <w:sz w:val="48"/>
           <w:szCs w:val="48"/>
         </w:rPr>
-        <w:t xml:space="preserve"> Topic 3: Why setState() is NOT Enough?</w:t>
+        <w:t xml:space="preserve"> Topic 3: Why </w:t>
+      </w:r>
+      <w:proofErr w:type="gramStart"/>
+      <w:r>
+        <w:rPr>
+          <w:rFonts w:ascii="Times New Roman" w:eastAsia="Times New Roman" w:hAnsi="Times New Roman" w:cs="Times New Roman"/>
+          <w:b/>
+          <w:bCs/>
+          <w:kern w:val="36"/>
+          <w:sz w:val="48"/>
+          <w:szCs w:val="48"/>
+        </w:rPr>
+        <w:t>setState(</w:t>
+      </w:r>
+      <w:proofErr w:type="gramEnd"/>
+      <w:r>
+        <w:rPr>
+          <w:rFonts w:ascii="Times New Roman" w:eastAsia="Times New Roman" w:hAnsi="Times New Roman" w:cs="Times New Roman"/>
+          <w:b/>
+          <w:bCs/>
+          <w:kern w:val="36"/>
+          <w:sz w:val="48"/>
+          <w:szCs w:val="48"/>
+        </w:rPr>
+        <w:t>) is NOT Enough?</w:t>
       </w:r>
     </w:p>
     <w:p>
@@ -3022,6 +3587,7 @@
           <w:sz w:val="24"/>
           <w:szCs w:val="24"/>
         </w:rPr>
+        <w:lastRenderedPageBreak/>
         <w:t>যদি</w:t>
       </w:r>
       <w:r>
@@ -3064,13 +3630,23 @@
         </w:rPr>
         <w:t xml:space="preserve"> </w:t>
       </w:r>
-      <w:r>
-        <w:rPr>
-          <w:rFonts w:ascii="Courier New" w:eastAsia="Times New Roman" w:hAnsi="Courier New" w:cs="Courier New"/>
-          <w:sz w:val="20"/>
-          <w:szCs w:val="20"/>
-        </w:rPr>
-        <w:t>setState()</w:t>
+      <w:proofErr w:type="gramStart"/>
+      <w:r>
+        <w:rPr>
+          <w:rFonts w:ascii="Courier New" w:eastAsia="Times New Roman" w:hAnsi="Courier New" w:cs="Courier New"/>
+          <w:sz w:val="20"/>
+          <w:szCs w:val="20"/>
+        </w:rPr>
+        <w:t>setState(</w:t>
+      </w:r>
+      <w:proofErr w:type="gramEnd"/>
+      <w:r>
+        <w:rPr>
+          <w:rFonts w:ascii="Courier New" w:eastAsia="Times New Roman" w:hAnsi="Courier New" w:cs="Courier New"/>
+          <w:sz w:val="20"/>
+          <w:szCs w:val="20"/>
+        </w:rPr>
+        <w:t>)</w:t>
       </w:r>
       <w:r>
         <w:rPr>
@@ -3256,7 +3832,6 @@
           <w:sz w:val="20"/>
           <w:szCs w:val="20"/>
         </w:rPr>
-        <w:lastRenderedPageBreak/>
         <w:br/>
         <w:t>↓</w:t>
       </w:r>
@@ -3426,7 +4001,7 @@
           <w:szCs w:val="24"/>
         </w:rPr>
         <w:pict>
-          <v:rect id="_x0000_i1033" style="width:0;height:1.5pt" o:hralign="center" o:hrstd="t" o:hr="t" fillcolor="#a0a0a0" stroked="f"/>
+          <v:rect id="_x0000_i1034" style="width:0;height:1.5pt" o:hralign="center" o:hrstd="t" o:hr="t" fillcolor="#a0a0a0" stroked="f"/>
         </w:pict>
       </w:r>
     </w:p>
@@ -3522,13 +4097,23 @@
           <w:szCs w:val="20"/>
         </w:rPr>
       </w:pPr>
-      <w:r>
-        <w:rPr>
-          <w:rFonts w:ascii="Courier New" w:eastAsia="Times New Roman" w:hAnsi="Courier New" w:cs="Courier New"/>
-          <w:sz w:val="20"/>
-          <w:szCs w:val="20"/>
-        </w:rPr>
-        <w:t>setState()</w:t>
+      <w:proofErr w:type="gramStart"/>
+      <w:r>
+        <w:rPr>
+          <w:rFonts w:ascii="Courier New" w:eastAsia="Times New Roman" w:hAnsi="Courier New" w:cs="Courier New"/>
+          <w:sz w:val="20"/>
+          <w:szCs w:val="20"/>
+        </w:rPr>
+        <w:t>setState(</w:t>
+      </w:r>
+      <w:proofErr w:type="gramEnd"/>
+      <w:r>
+        <w:rPr>
+          <w:rFonts w:ascii="Courier New" w:eastAsia="Times New Roman" w:hAnsi="Courier New" w:cs="Courier New"/>
+          <w:sz w:val="20"/>
+          <w:szCs w:val="20"/>
+        </w:rPr>
+        <w:t>)</w:t>
       </w:r>
       <w:r>
         <w:rPr>
@@ -3695,7 +4280,7 @@
       <w:pPr>
         <w:numPr>
           <w:ilvl w:val="0"/>
-          <w:numId w:val="2"/>
+          <w:numId w:val="6"/>
         </w:numPr>
         <w:spacing w:before="100" w:beforeAutospacing="1" w:after="100" w:afterAutospacing="1" w:line="240" w:lineRule="auto"/>
         <w:rPr>
@@ -3717,7 +4302,7 @@
       <w:pPr>
         <w:numPr>
           <w:ilvl w:val="0"/>
-          <w:numId w:val="2"/>
+          <w:numId w:val="6"/>
         </w:numPr>
         <w:spacing w:before="100" w:beforeAutospacing="1" w:after="100" w:afterAutospacing="1" w:line="240" w:lineRule="auto"/>
         <w:rPr>
@@ -3739,7 +4324,7 @@
       <w:pPr>
         <w:numPr>
           <w:ilvl w:val="0"/>
-          <w:numId w:val="2"/>
+          <w:numId w:val="6"/>
         </w:numPr>
         <w:spacing w:before="100" w:beforeAutospacing="1" w:after="100" w:afterAutospacing="1" w:line="240" w:lineRule="auto"/>
         <w:rPr>
@@ -3772,6 +4357,7 @@
           <w:sz w:val="24"/>
           <w:szCs w:val="24"/>
         </w:rPr>
+        <w:lastRenderedPageBreak/>
         <w:t>এগুলো</w:t>
       </w:r>
       <w:r>
@@ -3807,7 +4393,7 @@
           <w:szCs w:val="24"/>
         </w:rPr>
         <w:pict>
-          <v:rect id="_x0000_i1034" style="width:0;height:1.5pt" o:hralign="center" o:hrstd="t" o:hr="t" fillcolor="#a0a0a0" stroked="f"/>
+          <v:rect id="_x0000_i1035" style="width:0;height:1.5pt" o:hralign="center" o:hrstd="t" o:hr="t" fillcolor="#a0a0a0" stroked="f"/>
         </w:pict>
       </w:r>
     </w:p>
@@ -3901,31 +4487,40 @@
           <w:szCs w:val="20"/>
         </w:rPr>
         <w:br/>
-        <w:t>setState()</w:t>
-      </w:r>
-      <w:r>
-        <w:rPr>
-          <w:rFonts w:ascii="Courier New" w:eastAsia="Times New Roman" w:hAnsi="Courier New" w:cs="Courier New"/>
-          <w:sz w:val="20"/>
-          <w:szCs w:val="20"/>
-        </w:rPr>
-        <w:br/>
-      </w:r>
-      <w:r>
-        <w:rPr>
-          <w:rFonts w:ascii="Courier New" w:eastAsia="Times New Roman" w:hAnsi="Courier New" w:cs="Courier New"/>
-          <w:sz w:val="20"/>
-          <w:szCs w:val="20"/>
-        </w:rPr>
-        <w:br/>
-      </w:r>
-      <w:r>
-        <w:rPr>
-          <w:rFonts w:ascii="Courier New" w:eastAsia="Times New Roman" w:hAnsi="Courier New" w:cs="Courier New"/>
-          <w:sz w:val="20"/>
-          <w:szCs w:val="20"/>
-        </w:rPr>
-        <w:lastRenderedPageBreak/>
+      </w:r>
+      <w:proofErr w:type="gramStart"/>
+      <w:r>
+        <w:rPr>
+          <w:rFonts w:ascii="Courier New" w:eastAsia="Times New Roman" w:hAnsi="Courier New" w:cs="Courier New"/>
+          <w:sz w:val="20"/>
+          <w:szCs w:val="20"/>
+        </w:rPr>
+        <w:t>setState(</w:t>
+      </w:r>
+      <w:proofErr w:type="gramEnd"/>
+      <w:r>
+        <w:rPr>
+          <w:rFonts w:ascii="Courier New" w:eastAsia="Times New Roman" w:hAnsi="Courier New" w:cs="Courier New"/>
+          <w:sz w:val="20"/>
+          <w:szCs w:val="20"/>
+        </w:rPr>
+        <w:t>)</w:t>
+      </w:r>
+      <w:r>
+        <w:rPr>
+          <w:rFonts w:ascii="Courier New" w:eastAsia="Times New Roman" w:hAnsi="Courier New" w:cs="Courier New"/>
+          <w:sz w:val="20"/>
+          <w:szCs w:val="20"/>
+        </w:rPr>
+        <w:br/>
+      </w:r>
+      <w:r>
+        <w:rPr>
+          <w:rFonts w:ascii="Courier New" w:eastAsia="Times New Roman" w:hAnsi="Courier New" w:cs="Courier New"/>
+          <w:sz w:val="20"/>
+          <w:szCs w:val="20"/>
+        </w:rPr>
+        <w:br/>
         <w:t>------------</w:t>
       </w:r>
       <w:r>
@@ -4030,7 +4625,7 @@
           <w:szCs w:val="24"/>
         </w:rPr>
         <w:pict>
-          <v:rect id="_x0000_i1035" style="width:0;height:1.5pt" o:hralign="center" o:hrstd="t" o:hr="t" fillcolor="#a0a0a0" stroked="f"/>
+          <v:rect id="_x0000_i1036" style="width:0;height:1.5pt" o:hralign="center" o:hrstd="t" o:hr="t" fillcolor="#a0a0a0" stroked="f"/>
         </w:pict>
       </w:r>
     </w:p>
@@ -4356,6 +4951,14 @@
           <w:szCs w:val="20"/>
         </w:rPr>
         <w:br/>
+      </w:r>
+      <w:r>
+        <w:rPr>
+          <w:rFonts w:ascii="Courier New" w:eastAsia="Times New Roman" w:hAnsi="Courier New" w:cs="Courier New"/>
+          <w:sz w:val="20"/>
+          <w:szCs w:val="20"/>
+        </w:rPr>
+        <w:lastRenderedPageBreak/>
         <w:t>↓</w:t>
       </w:r>
       <w:r>
@@ -4401,13 +5004,23 @@
         </w:rPr>
         <w:t xml:space="preserve"> </w:t>
       </w:r>
-      <w:r>
-        <w:rPr>
-          <w:rFonts w:ascii="Courier New" w:eastAsia="Times New Roman" w:hAnsi="Courier New" w:cs="Courier New"/>
-          <w:sz w:val="20"/>
-          <w:szCs w:val="20"/>
-        </w:rPr>
-        <w:t>setState()</w:t>
+      <w:proofErr w:type="gramStart"/>
+      <w:r>
+        <w:rPr>
+          <w:rFonts w:ascii="Courier New" w:eastAsia="Times New Roman" w:hAnsi="Courier New" w:cs="Courier New"/>
+          <w:sz w:val="20"/>
+          <w:szCs w:val="20"/>
+        </w:rPr>
+        <w:t>setState(</w:t>
+      </w:r>
+      <w:proofErr w:type="gramEnd"/>
+      <w:r>
+        <w:rPr>
+          <w:rFonts w:ascii="Courier New" w:eastAsia="Times New Roman" w:hAnsi="Courier New" w:cs="Courier New"/>
+          <w:sz w:val="20"/>
+          <w:szCs w:val="20"/>
+        </w:rPr>
+        <w:t>)</w:t>
       </w:r>
       <w:r>
         <w:rPr>
@@ -4702,7 +5315,7 @@
           <w:szCs w:val="24"/>
         </w:rPr>
         <w:pict>
-          <v:rect id="_x0000_i1036" style="width:0;height:1.5pt" o:hralign="center" o:hrstd="t" o:hr="t" fillcolor="#a0a0a0" stroked="f"/>
+          <v:rect id="_x0000_i1037" style="width:0;height:1.5pt" o:hralign="center" o:hrstd="t" o:hr="t" fillcolor="#a0a0a0" stroked="f"/>
         </w:pict>
       </w:r>
     </w:p>
@@ -4728,7 +5341,6 @@
           <w:sz w:val="48"/>
           <w:szCs w:val="48"/>
         </w:rPr>
-        <w:lastRenderedPageBreak/>
         <w:t>🧠 Interview Tips</w:t>
       </w:r>
     </w:p>
@@ -4752,71 +5364,10 @@
           <w:sz w:val="27"/>
           <w:szCs w:val="27"/>
         </w:rPr>
-        <w:t>Q1: Why do we use setState()?</w:t>
-      </w:r>
-    </w:p>
-    <w:p>
-      <w:pPr>
-        <w:spacing w:before="100" w:beforeAutospacing="1" w:after="100" w:afterAutospacing="1" w:line="240" w:lineRule="auto"/>
-        <w:rPr>
-          <w:rFonts w:ascii="Times New Roman" w:eastAsia="Times New Roman" w:hAnsi="Times New Roman" w:cs="Times New Roman"/>
-          <w:sz w:val="24"/>
-          <w:szCs w:val="24"/>
-        </w:rPr>
-      </w:pPr>
-      <w:r>
-        <w:rPr>
-          <w:rFonts w:ascii="Times New Roman" w:eastAsia="Times New Roman" w:hAnsi="Times New Roman" w:cs="Times New Roman"/>
-          <w:b/>
-          <w:bCs/>
-          <w:sz w:val="24"/>
-          <w:szCs w:val="24"/>
-        </w:rPr>
-        <w:t>Answer:</w:t>
-      </w:r>
-    </w:p>
-    <w:p>
-      <w:pPr>
-        <w:spacing w:beforeAutospacing="1" w:after="100" w:afterAutospacing="1" w:line="240" w:lineRule="auto"/>
-        <w:rPr>
-          <w:rFonts w:ascii="Times New Roman" w:eastAsia="Times New Roman" w:hAnsi="Times New Roman" w:cs="Times New Roman"/>
-          <w:sz w:val="24"/>
-          <w:szCs w:val="24"/>
-        </w:rPr>
-      </w:pPr>
-      <w:r>
-        <w:rPr>
-          <w:rFonts w:ascii="Times New Roman" w:eastAsia="Times New Roman" w:hAnsi="Times New Roman" w:cs="Times New Roman"/>
-          <w:sz w:val="24"/>
-          <w:szCs w:val="24"/>
-        </w:rPr>
-        <w:t>To notify Flutter that the widget's state has changed and the UI should rebuild.</w:t>
-      </w:r>
-    </w:p>
-    <w:p>
-      <w:pPr>
-        <w:spacing w:after="0" w:line="240" w:lineRule="auto"/>
-        <w:rPr>
-          <w:rFonts w:ascii="Times New Roman" w:eastAsia="Times New Roman" w:hAnsi="Times New Roman" w:cs="Times New Roman"/>
-          <w:sz w:val="24"/>
-          <w:szCs w:val="24"/>
-        </w:rPr>
-      </w:pPr>
-      <w:r>
-        <w:rPr>
-          <w:rFonts w:ascii="Times New Roman" w:eastAsia="Times New Roman" w:hAnsi="Times New Roman" w:cs="Times New Roman"/>
-          <w:sz w:val="24"/>
-          <w:szCs w:val="24"/>
-        </w:rPr>
-        <w:pict>
-          <v:rect id="_x0000_i1037" style="width:0;height:1.5pt" o:hralign="center" o:hrstd="t" o:hr="t" fillcolor="#a0a0a0" stroked="f"/>
-        </w:pict>
-      </w:r>
-    </w:p>
-    <w:p>
-      <w:pPr>
-        <w:spacing w:before="100" w:beforeAutospacing="1" w:after="100" w:afterAutospacing="1" w:line="240" w:lineRule="auto"/>
-        <w:outlineLvl w:val="2"/>
+        <w:t xml:space="preserve">Q1: Why do we use </w:t>
+      </w:r>
+      <w:proofErr w:type="gramStart"/>
+      <w:r>
         <w:rPr>
           <w:rFonts w:ascii="Times New Roman" w:eastAsia="Times New Roman" w:hAnsi="Times New Roman" w:cs="Times New Roman"/>
           <w:b/>
@@ -4824,7 +5375,9 @@
           <w:sz w:val="27"/>
           <w:szCs w:val="27"/>
         </w:rPr>
-      </w:pPr>
+        <w:t>setState(</w:t>
+      </w:r>
+      <w:proofErr w:type="gramEnd"/>
       <w:r>
         <w:rPr>
           <w:rFonts w:ascii="Times New Roman" w:eastAsia="Times New Roman" w:hAnsi="Times New Roman" w:cs="Times New Roman"/>
@@ -4833,7 +5386,7 @@
           <w:sz w:val="27"/>
           <w:szCs w:val="27"/>
         </w:rPr>
-        <w:t>Q2: Why isn't setState() suitable for large apps?</w:t>
+        <w:t>)?</w:t>
       </w:r>
     </w:p>
     <w:p>
@@ -4871,7 +5424,7 @@
           <w:sz w:val="24"/>
           <w:szCs w:val="24"/>
         </w:rPr>
-        <w:t>Because it only manages local widget state. Large applications require centralized state management such as Provider, Riverpod, or Bloc.</w:t>
+        <w:t>To notify Flutter that the widget's state has changed and the UI should rebuild.</w:t>
       </w:r>
     </w:p>
     <w:p>
@@ -4897,6 +5450,109 @@
     <w:p>
       <w:pPr>
         <w:spacing w:before="100" w:beforeAutospacing="1" w:after="100" w:afterAutospacing="1" w:line="240" w:lineRule="auto"/>
+        <w:outlineLvl w:val="2"/>
+        <w:rPr>
+          <w:rFonts w:ascii="Times New Roman" w:eastAsia="Times New Roman" w:hAnsi="Times New Roman" w:cs="Times New Roman"/>
+          <w:b/>
+          <w:bCs/>
+          <w:sz w:val="27"/>
+          <w:szCs w:val="27"/>
+        </w:rPr>
+      </w:pPr>
+      <w:r>
+        <w:rPr>
+          <w:rFonts w:ascii="Times New Roman" w:eastAsia="Times New Roman" w:hAnsi="Times New Roman" w:cs="Times New Roman"/>
+          <w:b/>
+          <w:bCs/>
+          <w:sz w:val="27"/>
+          <w:szCs w:val="27"/>
+        </w:rPr>
+        <w:t xml:space="preserve">Q2: Why isn't </w:t>
+      </w:r>
+      <w:proofErr w:type="gramStart"/>
+      <w:r>
+        <w:rPr>
+          <w:rFonts w:ascii="Times New Roman" w:eastAsia="Times New Roman" w:hAnsi="Times New Roman" w:cs="Times New Roman"/>
+          <w:b/>
+          <w:bCs/>
+          <w:sz w:val="27"/>
+          <w:szCs w:val="27"/>
+        </w:rPr>
+        <w:t>setState(</w:t>
+      </w:r>
+      <w:proofErr w:type="gramEnd"/>
+      <w:r>
+        <w:rPr>
+          <w:rFonts w:ascii="Times New Roman" w:eastAsia="Times New Roman" w:hAnsi="Times New Roman" w:cs="Times New Roman"/>
+          <w:b/>
+          <w:bCs/>
+          <w:sz w:val="27"/>
+          <w:szCs w:val="27"/>
+        </w:rPr>
+        <w:t>) suitable for large apps?</w:t>
+      </w:r>
+    </w:p>
+    <w:p>
+      <w:pPr>
+        <w:spacing w:before="100" w:beforeAutospacing="1" w:after="100" w:afterAutospacing="1" w:line="240" w:lineRule="auto"/>
+        <w:rPr>
+          <w:rFonts w:ascii="Times New Roman" w:eastAsia="Times New Roman" w:hAnsi="Times New Roman" w:cs="Times New Roman"/>
+          <w:sz w:val="24"/>
+          <w:szCs w:val="24"/>
+        </w:rPr>
+      </w:pPr>
+      <w:r>
+        <w:rPr>
+          <w:rFonts w:ascii="Times New Roman" w:eastAsia="Times New Roman" w:hAnsi="Times New Roman" w:cs="Times New Roman"/>
+          <w:b/>
+          <w:bCs/>
+          <w:sz w:val="24"/>
+          <w:szCs w:val="24"/>
+        </w:rPr>
+        <w:t>Answer:</w:t>
+      </w:r>
+    </w:p>
+    <w:p>
+      <w:pPr>
+        <w:spacing w:beforeAutospacing="1" w:after="100" w:afterAutospacing="1" w:line="240" w:lineRule="auto"/>
+        <w:rPr>
+          <w:rFonts w:ascii="Times New Roman" w:eastAsia="Times New Roman" w:hAnsi="Times New Roman" w:cs="Times New Roman"/>
+          <w:sz w:val="24"/>
+          <w:szCs w:val="24"/>
+        </w:rPr>
+      </w:pPr>
+      <w:r>
+        <w:rPr>
+          <w:rFonts w:ascii="Times New Roman" w:eastAsia="Times New Roman" w:hAnsi="Times New Roman" w:cs="Times New Roman"/>
+          <w:sz w:val="24"/>
+          <w:szCs w:val="24"/>
+        </w:rPr>
+        <w:t>Because it only manages local widget state. Large applications require centralized state management such as Provider, Riverpod, or Bloc.</w:t>
+      </w:r>
+    </w:p>
+    <w:p>
+      <w:pPr>
+        <w:spacing w:after="0" w:line="240" w:lineRule="auto"/>
+        <w:rPr>
+          <w:rFonts w:ascii="Times New Roman" w:eastAsia="Times New Roman" w:hAnsi="Times New Roman" w:cs="Times New Roman"/>
+          <w:sz w:val="24"/>
+          <w:szCs w:val="24"/>
+        </w:rPr>
+      </w:pPr>
+      <w:r>
+        <w:rPr>
+          <w:rFonts w:ascii="Times New Roman" w:eastAsia="Times New Roman" w:hAnsi="Times New Roman" w:cs="Times New Roman"/>
+          <w:sz w:val="24"/>
+          <w:szCs w:val="24"/>
+        </w:rPr>
+        <w:pict>
+          <v:rect id="_x0000_i1039" style="width:0;height:1.5pt" o:hralign="center" o:hrstd="t" o:hr="t" fillcolor="#a0a0a0" stroked="f"/>
+        </w:pict>
+      </w:r>
+    </w:p>
+    <w:p>
+      <w:pPr>
+        <w:spacing w:before="100" w:beforeAutospacing="1" w:after="100" w:afterAutospacing="1" w:line="240" w:lineRule="auto"/>
         <w:outlineLvl w:val="0"/>
         <w:rPr>
           <w:rFonts w:ascii="Times New Roman" w:eastAsia="Times New Roman" w:hAnsi="Times New Roman" w:cs="Times New Roman"/>
@@ -5024,7 +5680,7 @@
       <w:pPr>
         <w:numPr>
           <w:ilvl w:val="0"/>
-          <w:numId w:val="3"/>
+          <w:numId w:val="7"/>
         </w:numPr>
         <w:spacing w:before="100" w:beforeAutospacing="1" w:after="100" w:afterAutospacing="1" w:line="240" w:lineRule="auto"/>
         <w:rPr>
@@ -5054,7 +5710,7 @@
       <w:pPr>
         <w:numPr>
           <w:ilvl w:val="0"/>
-          <w:numId w:val="3"/>
+          <w:numId w:val="7"/>
         </w:numPr>
         <w:spacing w:before="100" w:beforeAutospacing="1" w:after="100" w:afterAutospacing="1" w:line="240" w:lineRule="auto"/>
         <w:rPr>
@@ -5084,7 +5740,7 @@
       <w:pPr>
         <w:numPr>
           <w:ilvl w:val="0"/>
-          <w:numId w:val="3"/>
+          <w:numId w:val="7"/>
         </w:numPr>
         <w:spacing w:before="100" w:beforeAutospacing="1" w:after="100" w:afterAutospacing="1" w:line="240" w:lineRule="auto"/>
         <w:rPr>
@@ -5132,7 +5788,7 @@
       <w:pPr>
         <w:numPr>
           <w:ilvl w:val="0"/>
-          <w:numId w:val="4"/>
+          <w:numId w:val="8"/>
         </w:numPr>
         <w:spacing w:before="100" w:beforeAutospacing="1" w:after="100" w:afterAutospacing="1" w:line="240" w:lineRule="auto"/>
         <w:rPr>
@@ -5194,7 +5850,7 @@
       <w:pPr>
         <w:numPr>
           <w:ilvl w:val="0"/>
-          <w:numId w:val="4"/>
+          <w:numId w:val="8"/>
         </w:numPr>
         <w:spacing w:before="100" w:beforeAutospacing="1" w:after="100" w:afterAutospacing="1" w:line="240" w:lineRule="auto"/>
         <w:rPr>
@@ -5209,6 +5865,7 @@
           <w:sz w:val="24"/>
           <w:szCs w:val="24"/>
         </w:rPr>
+        <w:lastRenderedPageBreak/>
         <w:t>সব</w:t>
       </w:r>
       <w:r>
@@ -5272,7 +5929,7 @@
       <w:pPr>
         <w:numPr>
           <w:ilvl w:val="0"/>
-          <w:numId w:val="4"/>
+          <w:numId w:val="8"/>
         </w:numPr>
         <w:spacing w:before="100" w:beforeAutospacing="1" w:after="100" w:afterAutospacing="1" w:line="240" w:lineRule="auto"/>
         <w:rPr>
@@ -5418,7 +6075,7 @@
           <w:szCs w:val="24"/>
         </w:rPr>
         <w:pict>
-          <v:rect id="_x0000_i1039" style="width:0;height:1.5pt" o:hralign="center" o:hrstd="t" o:hr="t" fillcolor="#a0a0a0" stroked="f"/>
+          <v:rect id="_x0000_i1040" style="width:0;height:1.5pt" o:hralign="center" o:hrstd="t" o:hr="t" fillcolor="#a0a0a0" stroked="f"/>
         </w:pict>
       </w:r>
     </w:p>
@@ -5664,7 +6321,6 @@
           <w:sz w:val="20"/>
           <w:szCs w:val="20"/>
         </w:rPr>
-        <w:lastRenderedPageBreak/>
         <w:br/>
         <w:t>Attendance State</w:t>
       </w:r>
@@ -5899,7 +6555,7 @@
           <w:szCs w:val="24"/>
         </w:rPr>
         <w:pict>
-          <v:rect id="_x0000_i1040" style="width:0;height:1.5pt" o:hralign="center" o:hrstd="t" o:hr="t" fillcolor="#a0a0a0" stroked="f"/>
+          <v:rect id="_x0000_i1041" style="width:0;height:1.5pt" o:hralign="center" o:hrstd="t" o:hr="t" fillcolor="#a0a0a0" stroked="f"/>
         </w:pict>
       </w:r>
     </w:p>
@@ -6012,7 +6668,24 @@
           <w:szCs w:val="20"/>
         </w:rPr>
         <w:br/>
-        <w:t>setState()</w:t>
+      </w:r>
+      <w:proofErr w:type="gramStart"/>
+      <w:r>
+        <w:rPr>
+          <w:rFonts w:ascii="Courier New" w:eastAsia="Times New Roman" w:hAnsi="Courier New" w:cs="Courier New"/>
+          <w:sz w:val="20"/>
+          <w:szCs w:val="20"/>
+        </w:rPr>
+        <w:t>setState(</w:t>
+      </w:r>
+      <w:proofErr w:type="gramEnd"/>
+      <w:r>
+        <w:rPr>
+          <w:rFonts w:ascii="Courier New" w:eastAsia="Times New Roman" w:hAnsi="Courier New" w:cs="Courier New"/>
+          <w:sz w:val="20"/>
+          <w:szCs w:val="20"/>
+        </w:rPr>
+        <w:t>)</w:t>
       </w:r>
       <w:r>
         <w:rPr>
@@ -6186,9 +6859,9 @@
 <file path=word/numbering.xml><?xml version="1.0" encoding="utf-8"?>
 <w:numbering xmlns:wpc="http://schemas.microsoft.com/office/word/2010/wordprocessingCanvas" xmlns:mc="http://schemas.openxmlformats.org/markup-compatibility/2006" xmlns:o="urn:schemas-microsoft-com:office:office" xmlns:r="http://schemas.openxmlformats.org/officeDocument/2006/relationships" xmlns:m="http://schemas.openxmlformats.org/officeDocument/2006/math" xmlns:v="urn:schemas-microsoft-com:vml" xmlns:wp14="http://schemas.microsoft.com/office/word/2010/wordprocessingDrawing" xmlns:wp="http://schemas.openxmlformats.org/drawingml/2006/wordprocessingDrawing" xmlns:w10="urn:schemas-microsoft-com:office:word" xmlns:w="http://schemas.openxmlformats.org/wordprocessingml/2006/main" xmlns:w14="http://schemas.microsoft.com/office/word/2010/wordml" xmlns:w15="http://schemas.microsoft.com/office/word/2012/wordml" xmlns:wpg="http://schemas.microsoft.com/office/word/2010/wordprocessingGroup" xmlns:wpi="http://schemas.microsoft.com/office/word/2010/wordprocessingInk" xmlns:wne="http://schemas.microsoft.com/office/word/2006/wordml" xmlns:wps="http://schemas.microsoft.com/office/word/2010/wordprocessingShape" mc:Ignorable="w14 w15 wp14">
   <w:abstractNum w:abstractNumId="0">
-    <w:nsid w:val="2D8B66AC"/>
+    <w:nsid w:val="094831AB"/>
     <w:multiLevelType w:val="multilevel"/>
-    <w:tmpl w:val="24F8A72C"/>
+    <w:tmpl w:val="496C3182"/>
     <w:lvl w:ilvl="0">
       <w:start w:val="1"/>
       <w:numFmt w:val="bullet"/>
@@ -6335,9 +7008,9 @@
     </w:lvl>
   </w:abstractNum>
   <w:abstractNum w:abstractNumId="1">
-    <w:nsid w:val="2F0E6A32"/>
+    <w:nsid w:val="15F207E4"/>
     <w:multiLevelType w:val="multilevel"/>
-    <w:tmpl w:val="76B09932"/>
+    <w:tmpl w:val="BF62977A"/>
     <w:lvl w:ilvl="0">
       <w:start w:val="1"/>
       <w:numFmt w:val="bullet"/>
@@ -6484,9 +7157,9 @@
     </w:lvl>
   </w:abstractNum>
   <w:abstractNum w:abstractNumId="2">
-    <w:nsid w:val="35E00607"/>
+    <w:nsid w:val="2D8B66AC"/>
     <w:multiLevelType w:val="multilevel"/>
-    <w:tmpl w:val="AF9ED224"/>
+    <w:tmpl w:val="24F8A72C"/>
     <w:lvl w:ilvl="0">
       <w:start w:val="1"/>
       <w:numFmt w:val="bullet"/>
@@ -6633,9 +7306,9 @@
     </w:lvl>
   </w:abstractNum>
   <w:abstractNum w:abstractNumId="3">
-    <w:nsid w:val="5D2C2DA9"/>
+    <w:nsid w:val="2F0E6A32"/>
     <w:multiLevelType w:val="multilevel"/>
-    <w:tmpl w:val="C6761B54"/>
+    <w:tmpl w:val="76B09932"/>
     <w:lvl w:ilvl="0">
       <w:start w:val="1"/>
       <w:numFmt w:val="bullet"/>
@@ -6781,17 +7454,625 @@
       </w:rPr>
     </w:lvl>
   </w:abstractNum>
+  <w:abstractNum w:abstractNumId="4">
+    <w:nsid w:val="35E00607"/>
+    <w:multiLevelType w:val="multilevel"/>
+    <w:tmpl w:val="AF9ED224"/>
+    <w:lvl w:ilvl="0">
+      <w:start w:val="1"/>
+      <w:numFmt w:val="bullet"/>
+      <w:lvlText w:val=""/>
+      <w:lvlJc w:val="left"/>
+      <w:pPr>
+        <w:tabs>
+          <w:tab w:val="num" w:pos="720"/>
+        </w:tabs>
+        <w:ind w:left="720" w:hanging="360"/>
+      </w:pPr>
+      <w:rPr>
+        <w:rFonts w:ascii="Symbol" w:hAnsi="Symbol" w:hint="default"/>
+        <w:sz w:val="20"/>
+      </w:rPr>
+    </w:lvl>
+    <w:lvl w:ilvl="1" w:tentative="1">
+      <w:start w:val="1"/>
+      <w:numFmt w:val="bullet"/>
+      <w:lvlText w:val="o"/>
+      <w:lvlJc w:val="left"/>
+      <w:pPr>
+        <w:tabs>
+          <w:tab w:val="num" w:pos="1440"/>
+        </w:tabs>
+        <w:ind w:left="1440" w:hanging="360"/>
+      </w:pPr>
+      <w:rPr>
+        <w:rFonts w:ascii="Courier New" w:hAnsi="Courier New" w:hint="default"/>
+        <w:sz w:val="20"/>
+      </w:rPr>
+    </w:lvl>
+    <w:lvl w:ilvl="2" w:tentative="1">
+      <w:start w:val="1"/>
+      <w:numFmt w:val="bullet"/>
+      <w:lvlText w:val=""/>
+      <w:lvlJc w:val="left"/>
+      <w:pPr>
+        <w:tabs>
+          <w:tab w:val="num" w:pos="2160"/>
+        </w:tabs>
+        <w:ind w:left="2160" w:hanging="360"/>
+      </w:pPr>
+      <w:rPr>
+        <w:rFonts w:ascii="Wingdings" w:hAnsi="Wingdings" w:hint="default"/>
+        <w:sz w:val="20"/>
+      </w:rPr>
+    </w:lvl>
+    <w:lvl w:ilvl="3" w:tentative="1">
+      <w:start w:val="1"/>
+      <w:numFmt w:val="bullet"/>
+      <w:lvlText w:val=""/>
+      <w:lvlJc w:val="left"/>
+      <w:pPr>
+        <w:tabs>
+          <w:tab w:val="num" w:pos="2880"/>
+        </w:tabs>
+        <w:ind w:left="2880" w:hanging="360"/>
+      </w:pPr>
+      <w:rPr>
+        <w:rFonts w:ascii="Wingdings" w:hAnsi="Wingdings" w:hint="default"/>
+        <w:sz w:val="20"/>
+      </w:rPr>
+    </w:lvl>
+    <w:lvl w:ilvl="4" w:tentative="1">
+      <w:start w:val="1"/>
+      <w:numFmt w:val="bullet"/>
+      <w:lvlText w:val=""/>
+      <w:lvlJc w:val="left"/>
+      <w:pPr>
+        <w:tabs>
+          <w:tab w:val="num" w:pos="3600"/>
+        </w:tabs>
+        <w:ind w:left="3600" w:hanging="360"/>
+      </w:pPr>
+      <w:rPr>
+        <w:rFonts w:ascii="Wingdings" w:hAnsi="Wingdings" w:hint="default"/>
+        <w:sz w:val="20"/>
+      </w:rPr>
+    </w:lvl>
+    <w:lvl w:ilvl="5" w:tentative="1">
+      <w:start w:val="1"/>
+      <w:numFmt w:val="bullet"/>
+      <w:lvlText w:val=""/>
+      <w:lvlJc w:val="left"/>
+      <w:pPr>
+        <w:tabs>
+          <w:tab w:val="num" w:pos="4320"/>
+        </w:tabs>
+        <w:ind w:left="4320" w:hanging="360"/>
+      </w:pPr>
+      <w:rPr>
+        <w:rFonts w:ascii="Wingdings" w:hAnsi="Wingdings" w:hint="default"/>
+        <w:sz w:val="20"/>
+      </w:rPr>
+    </w:lvl>
+    <w:lvl w:ilvl="6" w:tentative="1">
+      <w:start w:val="1"/>
+      <w:numFmt w:val="bullet"/>
+      <w:lvlText w:val=""/>
+      <w:lvlJc w:val="left"/>
+      <w:pPr>
+        <w:tabs>
+          <w:tab w:val="num" w:pos="5040"/>
+        </w:tabs>
+        <w:ind w:left="5040" w:hanging="360"/>
+      </w:pPr>
+      <w:rPr>
+        <w:rFonts w:ascii="Wingdings" w:hAnsi="Wingdings" w:hint="default"/>
+        <w:sz w:val="20"/>
+      </w:rPr>
+    </w:lvl>
+    <w:lvl w:ilvl="7" w:tentative="1">
+      <w:start w:val="1"/>
+      <w:numFmt w:val="bullet"/>
+      <w:lvlText w:val=""/>
+      <w:lvlJc w:val="left"/>
+      <w:pPr>
+        <w:tabs>
+          <w:tab w:val="num" w:pos="5760"/>
+        </w:tabs>
+        <w:ind w:left="5760" w:hanging="360"/>
+      </w:pPr>
+      <w:rPr>
+        <w:rFonts w:ascii="Wingdings" w:hAnsi="Wingdings" w:hint="default"/>
+        <w:sz w:val="20"/>
+      </w:rPr>
+    </w:lvl>
+    <w:lvl w:ilvl="8" w:tentative="1">
+      <w:start w:val="1"/>
+      <w:numFmt w:val="bullet"/>
+      <w:lvlText w:val=""/>
+      <w:lvlJc w:val="left"/>
+      <w:pPr>
+        <w:tabs>
+          <w:tab w:val="num" w:pos="6480"/>
+        </w:tabs>
+        <w:ind w:left="6480" w:hanging="360"/>
+      </w:pPr>
+      <w:rPr>
+        <w:rFonts w:ascii="Wingdings" w:hAnsi="Wingdings" w:hint="default"/>
+        <w:sz w:val="20"/>
+      </w:rPr>
+    </w:lvl>
+  </w:abstractNum>
+  <w:abstractNum w:abstractNumId="5">
+    <w:nsid w:val="5C811482"/>
+    <w:multiLevelType w:val="multilevel"/>
+    <w:tmpl w:val="ED604102"/>
+    <w:lvl w:ilvl="0">
+      <w:start w:val="1"/>
+      <w:numFmt w:val="bullet"/>
+      <w:lvlText w:val=""/>
+      <w:lvlJc w:val="left"/>
+      <w:pPr>
+        <w:tabs>
+          <w:tab w:val="num" w:pos="720"/>
+        </w:tabs>
+        <w:ind w:left="720" w:hanging="360"/>
+      </w:pPr>
+      <w:rPr>
+        <w:rFonts w:ascii="Symbol" w:hAnsi="Symbol" w:hint="default"/>
+        <w:sz w:val="20"/>
+      </w:rPr>
+    </w:lvl>
+    <w:lvl w:ilvl="1" w:tentative="1">
+      <w:start w:val="1"/>
+      <w:numFmt w:val="bullet"/>
+      <w:lvlText w:val="o"/>
+      <w:lvlJc w:val="left"/>
+      <w:pPr>
+        <w:tabs>
+          <w:tab w:val="num" w:pos="1440"/>
+        </w:tabs>
+        <w:ind w:left="1440" w:hanging="360"/>
+      </w:pPr>
+      <w:rPr>
+        <w:rFonts w:ascii="Courier New" w:hAnsi="Courier New" w:hint="default"/>
+        <w:sz w:val="20"/>
+      </w:rPr>
+    </w:lvl>
+    <w:lvl w:ilvl="2" w:tentative="1">
+      <w:start w:val="1"/>
+      <w:numFmt w:val="bullet"/>
+      <w:lvlText w:val=""/>
+      <w:lvlJc w:val="left"/>
+      <w:pPr>
+        <w:tabs>
+          <w:tab w:val="num" w:pos="2160"/>
+        </w:tabs>
+        <w:ind w:left="2160" w:hanging="360"/>
+      </w:pPr>
+      <w:rPr>
+        <w:rFonts w:ascii="Wingdings" w:hAnsi="Wingdings" w:hint="default"/>
+        <w:sz w:val="20"/>
+      </w:rPr>
+    </w:lvl>
+    <w:lvl w:ilvl="3" w:tentative="1">
+      <w:start w:val="1"/>
+      <w:numFmt w:val="bullet"/>
+      <w:lvlText w:val=""/>
+      <w:lvlJc w:val="left"/>
+      <w:pPr>
+        <w:tabs>
+          <w:tab w:val="num" w:pos="2880"/>
+        </w:tabs>
+        <w:ind w:left="2880" w:hanging="360"/>
+      </w:pPr>
+      <w:rPr>
+        <w:rFonts w:ascii="Wingdings" w:hAnsi="Wingdings" w:hint="default"/>
+        <w:sz w:val="20"/>
+      </w:rPr>
+    </w:lvl>
+    <w:lvl w:ilvl="4" w:tentative="1">
+      <w:start w:val="1"/>
+      <w:numFmt w:val="bullet"/>
+      <w:lvlText w:val=""/>
+      <w:lvlJc w:val="left"/>
+      <w:pPr>
+        <w:tabs>
+          <w:tab w:val="num" w:pos="3600"/>
+        </w:tabs>
+        <w:ind w:left="3600" w:hanging="360"/>
+      </w:pPr>
+      <w:rPr>
+        <w:rFonts w:ascii="Wingdings" w:hAnsi="Wingdings" w:hint="default"/>
+        <w:sz w:val="20"/>
+      </w:rPr>
+    </w:lvl>
+    <w:lvl w:ilvl="5" w:tentative="1">
+      <w:start w:val="1"/>
+      <w:numFmt w:val="bullet"/>
+      <w:lvlText w:val=""/>
+      <w:lvlJc w:val="left"/>
+      <w:pPr>
+        <w:tabs>
+          <w:tab w:val="num" w:pos="4320"/>
+        </w:tabs>
+        <w:ind w:left="4320" w:hanging="360"/>
+      </w:pPr>
+      <w:rPr>
+        <w:rFonts w:ascii="Wingdings" w:hAnsi="Wingdings" w:hint="default"/>
+        <w:sz w:val="20"/>
+      </w:rPr>
+    </w:lvl>
+    <w:lvl w:ilvl="6" w:tentative="1">
+      <w:start w:val="1"/>
+      <w:numFmt w:val="bullet"/>
+      <w:lvlText w:val=""/>
+      <w:lvlJc w:val="left"/>
+      <w:pPr>
+        <w:tabs>
+          <w:tab w:val="num" w:pos="5040"/>
+        </w:tabs>
+        <w:ind w:left="5040" w:hanging="360"/>
+      </w:pPr>
+      <w:rPr>
+        <w:rFonts w:ascii="Wingdings" w:hAnsi="Wingdings" w:hint="default"/>
+        <w:sz w:val="20"/>
+      </w:rPr>
+    </w:lvl>
+    <w:lvl w:ilvl="7" w:tentative="1">
+      <w:start w:val="1"/>
+      <w:numFmt w:val="bullet"/>
+      <w:lvlText w:val=""/>
+      <w:lvlJc w:val="left"/>
+      <w:pPr>
+        <w:tabs>
+          <w:tab w:val="num" w:pos="5760"/>
+        </w:tabs>
+        <w:ind w:left="5760" w:hanging="360"/>
+      </w:pPr>
+      <w:rPr>
+        <w:rFonts w:ascii="Wingdings" w:hAnsi="Wingdings" w:hint="default"/>
+        <w:sz w:val="20"/>
+      </w:rPr>
+    </w:lvl>
+    <w:lvl w:ilvl="8" w:tentative="1">
+      <w:start w:val="1"/>
+      <w:numFmt w:val="bullet"/>
+      <w:lvlText w:val=""/>
+      <w:lvlJc w:val="left"/>
+      <w:pPr>
+        <w:tabs>
+          <w:tab w:val="num" w:pos="6480"/>
+        </w:tabs>
+        <w:ind w:left="6480" w:hanging="360"/>
+      </w:pPr>
+      <w:rPr>
+        <w:rFonts w:ascii="Wingdings" w:hAnsi="Wingdings" w:hint="default"/>
+        <w:sz w:val="20"/>
+      </w:rPr>
+    </w:lvl>
+  </w:abstractNum>
+  <w:abstractNum w:abstractNumId="6">
+    <w:nsid w:val="5D2C2DA9"/>
+    <w:multiLevelType w:val="multilevel"/>
+    <w:tmpl w:val="C6761B54"/>
+    <w:lvl w:ilvl="0">
+      <w:start w:val="1"/>
+      <w:numFmt w:val="bullet"/>
+      <w:lvlText w:val=""/>
+      <w:lvlJc w:val="left"/>
+      <w:pPr>
+        <w:tabs>
+          <w:tab w:val="num" w:pos="720"/>
+        </w:tabs>
+        <w:ind w:left="720" w:hanging="360"/>
+      </w:pPr>
+      <w:rPr>
+        <w:rFonts w:ascii="Symbol" w:hAnsi="Symbol" w:hint="default"/>
+        <w:sz w:val="20"/>
+      </w:rPr>
+    </w:lvl>
+    <w:lvl w:ilvl="1" w:tentative="1">
+      <w:start w:val="1"/>
+      <w:numFmt w:val="bullet"/>
+      <w:lvlText w:val="o"/>
+      <w:lvlJc w:val="left"/>
+      <w:pPr>
+        <w:tabs>
+          <w:tab w:val="num" w:pos="1440"/>
+        </w:tabs>
+        <w:ind w:left="1440" w:hanging="360"/>
+      </w:pPr>
+      <w:rPr>
+        <w:rFonts w:ascii="Courier New" w:hAnsi="Courier New" w:hint="default"/>
+        <w:sz w:val="20"/>
+      </w:rPr>
+    </w:lvl>
+    <w:lvl w:ilvl="2" w:tentative="1">
+      <w:start w:val="1"/>
+      <w:numFmt w:val="bullet"/>
+      <w:lvlText w:val=""/>
+      <w:lvlJc w:val="left"/>
+      <w:pPr>
+        <w:tabs>
+          <w:tab w:val="num" w:pos="2160"/>
+        </w:tabs>
+        <w:ind w:left="2160" w:hanging="360"/>
+      </w:pPr>
+      <w:rPr>
+        <w:rFonts w:ascii="Wingdings" w:hAnsi="Wingdings" w:hint="default"/>
+        <w:sz w:val="20"/>
+      </w:rPr>
+    </w:lvl>
+    <w:lvl w:ilvl="3" w:tentative="1">
+      <w:start w:val="1"/>
+      <w:numFmt w:val="bullet"/>
+      <w:lvlText w:val=""/>
+      <w:lvlJc w:val="left"/>
+      <w:pPr>
+        <w:tabs>
+          <w:tab w:val="num" w:pos="2880"/>
+        </w:tabs>
+        <w:ind w:left="2880" w:hanging="360"/>
+      </w:pPr>
+      <w:rPr>
+        <w:rFonts w:ascii="Wingdings" w:hAnsi="Wingdings" w:hint="default"/>
+        <w:sz w:val="20"/>
+      </w:rPr>
+    </w:lvl>
+    <w:lvl w:ilvl="4" w:tentative="1">
+      <w:start w:val="1"/>
+      <w:numFmt w:val="bullet"/>
+      <w:lvlText w:val=""/>
+      <w:lvlJc w:val="left"/>
+      <w:pPr>
+        <w:tabs>
+          <w:tab w:val="num" w:pos="3600"/>
+        </w:tabs>
+        <w:ind w:left="3600" w:hanging="360"/>
+      </w:pPr>
+      <w:rPr>
+        <w:rFonts w:ascii="Wingdings" w:hAnsi="Wingdings" w:hint="default"/>
+        <w:sz w:val="20"/>
+      </w:rPr>
+    </w:lvl>
+    <w:lvl w:ilvl="5" w:tentative="1">
+      <w:start w:val="1"/>
+      <w:numFmt w:val="bullet"/>
+      <w:lvlText w:val=""/>
+      <w:lvlJc w:val="left"/>
+      <w:pPr>
+        <w:tabs>
+          <w:tab w:val="num" w:pos="4320"/>
+        </w:tabs>
+        <w:ind w:left="4320" w:hanging="360"/>
+      </w:pPr>
+      <w:rPr>
+        <w:rFonts w:ascii="Wingdings" w:hAnsi="Wingdings" w:hint="default"/>
+        <w:sz w:val="20"/>
+      </w:rPr>
+    </w:lvl>
+    <w:lvl w:ilvl="6" w:tentative="1">
+      <w:start w:val="1"/>
+      <w:numFmt w:val="bullet"/>
+      <w:lvlText w:val=""/>
+      <w:lvlJc w:val="left"/>
+      <w:pPr>
+        <w:tabs>
+          <w:tab w:val="num" w:pos="5040"/>
+        </w:tabs>
+        <w:ind w:left="5040" w:hanging="360"/>
+      </w:pPr>
+      <w:rPr>
+        <w:rFonts w:ascii="Wingdings" w:hAnsi="Wingdings" w:hint="default"/>
+        <w:sz w:val="20"/>
+      </w:rPr>
+    </w:lvl>
+    <w:lvl w:ilvl="7" w:tentative="1">
+      <w:start w:val="1"/>
+      <w:numFmt w:val="bullet"/>
+      <w:lvlText w:val=""/>
+      <w:lvlJc w:val="left"/>
+      <w:pPr>
+        <w:tabs>
+          <w:tab w:val="num" w:pos="5760"/>
+        </w:tabs>
+        <w:ind w:left="5760" w:hanging="360"/>
+      </w:pPr>
+      <w:rPr>
+        <w:rFonts w:ascii="Wingdings" w:hAnsi="Wingdings" w:hint="default"/>
+        <w:sz w:val="20"/>
+      </w:rPr>
+    </w:lvl>
+    <w:lvl w:ilvl="8" w:tentative="1">
+      <w:start w:val="1"/>
+      <w:numFmt w:val="bullet"/>
+      <w:lvlText w:val=""/>
+      <w:lvlJc w:val="left"/>
+      <w:pPr>
+        <w:tabs>
+          <w:tab w:val="num" w:pos="6480"/>
+        </w:tabs>
+        <w:ind w:left="6480" w:hanging="360"/>
+      </w:pPr>
+      <w:rPr>
+        <w:rFonts w:ascii="Wingdings" w:hAnsi="Wingdings" w:hint="default"/>
+        <w:sz w:val="20"/>
+      </w:rPr>
+    </w:lvl>
+  </w:abstractNum>
+  <w:abstractNum w:abstractNumId="7">
+    <w:nsid w:val="7C50539F"/>
+    <w:multiLevelType w:val="multilevel"/>
+    <w:tmpl w:val="77C09476"/>
+    <w:lvl w:ilvl="0">
+      <w:start w:val="1"/>
+      <w:numFmt w:val="bullet"/>
+      <w:lvlText w:val=""/>
+      <w:lvlJc w:val="left"/>
+      <w:pPr>
+        <w:tabs>
+          <w:tab w:val="num" w:pos="720"/>
+        </w:tabs>
+        <w:ind w:left="720" w:hanging="360"/>
+      </w:pPr>
+      <w:rPr>
+        <w:rFonts w:ascii="Symbol" w:hAnsi="Symbol" w:hint="default"/>
+        <w:sz w:val="20"/>
+      </w:rPr>
+    </w:lvl>
+    <w:lvl w:ilvl="1" w:tentative="1">
+      <w:start w:val="1"/>
+      <w:numFmt w:val="bullet"/>
+      <w:lvlText w:val="o"/>
+      <w:lvlJc w:val="left"/>
+      <w:pPr>
+        <w:tabs>
+          <w:tab w:val="num" w:pos="1440"/>
+        </w:tabs>
+        <w:ind w:left="1440" w:hanging="360"/>
+      </w:pPr>
+      <w:rPr>
+        <w:rFonts w:ascii="Courier New" w:hAnsi="Courier New" w:hint="default"/>
+        <w:sz w:val="20"/>
+      </w:rPr>
+    </w:lvl>
+    <w:lvl w:ilvl="2" w:tentative="1">
+      <w:start w:val="1"/>
+      <w:numFmt w:val="bullet"/>
+      <w:lvlText w:val=""/>
+      <w:lvlJc w:val="left"/>
+      <w:pPr>
+        <w:tabs>
+          <w:tab w:val="num" w:pos="2160"/>
+        </w:tabs>
+        <w:ind w:left="2160" w:hanging="360"/>
+      </w:pPr>
+      <w:rPr>
+        <w:rFonts w:ascii="Wingdings" w:hAnsi="Wingdings" w:hint="default"/>
+        <w:sz w:val="20"/>
+      </w:rPr>
+    </w:lvl>
+    <w:lvl w:ilvl="3" w:tentative="1">
+      <w:start w:val="1"/>
+      <w:numFmt w:val="bullet"/>
+      <w:lvlText w:val=""/>
+      <w:lvlJc w:val="left"/>
+      <w:pPr>
+        <w:tabs>
+          <w:tab w:val="num" w:pos="2880"/>
+        </w:tabs>
+        <w:ind w:left="2880" w:hanging="360"/>
+      </w:pPr>
+      <w:rPr>
+        <w:rFonts w:ascii="Wingdings" w:hAnsi="Wingdings" w:hint="default"/>
+        <w:sz w:val="20"/>
+      </w:rPr>
+    </w:lvl>
+    <w:lvl w:ilvl="4" w:tentative="1">
+      <w:start w:val="1"/>
+      <w:numFmt w:val="bullet"/>
+      <w:lvlText w:val=""/>
+      <w:lvlJc w:val="left"/>
+      <w:pPr>
+        <w:tabs>
+          <w:tab w:val="num" w:pos="3600"/>
+        </w:tabs>
+        <w:ind w:left="3600" w:hanging="360"/>
+      </w:pPr>
+      <w:rPr>
+        <w:rFonts w:ascii="Wingdings" w:hAnsi="Wingdings" w:hint="default"/>
+        <w:sz w:val="20"/>
+      </w:rPr>
+    </w:lvl>
+    <w:lvl w:ilvl="5" w:tentative="1">
+      <w:start w:val="1"/>
+      <w:numFmt w:val="bullet"/>
+      <w:lvlText w:val=""/>
+      <w:lvlJc w:val="left"/>
+      <w:pPr>
+        <w:tabs>
+          <w:tab w:val="num" w:pos="4320"/>
+        </w:tabs>
+        <w:ind w:left="4320" w:hanging="360"/>
+      </w:pPr>
+      <w:rPr>
+        <w:rFonts w:ascii="Wingdings" w:hAnsi="Wingdings" w:hint="default"/>
+        <w:sz w:val="20"/>
+      </w:rPr>
+    </w:lvl>
+    <w:lvl w:ilvl="6" w:tentative="1">
+      <w:start w:val="1"/>
+      <w:numFmt w:val="bullet"/>
+      <w:lvlText w:val=""/>
+      <w:lvlJc w:val="left"/>
+      <w:pPr>
+        <w:tabs>
+          <w:tab w:val="num" w:pos="5040"/>
+        </w:tabs>
+        <w:ind w:left="5040" w:hanging="360"/>
+      </w:pPr>
+      <w:rPr>
+        <w:rFonts w:ascii="Wingdings" w:hAnsi="Wingdings" w:hint="default"/>
+        <w:sz w:val="20"/>
+      </w:rPr>
+    </w:lvl>
+    <w:lvl w:ilvl="7" w:tentative="1">
+      <w:start w:val="1"/>
+      <w:numFmt w:val="bullet"/>
+      <w:lvlText w:val=""/>
+      <w:lvlJc w:val="left"/>
+      <w:pPr>
+        <w:tabs>
+          <w:tab w:val="num" w:pos="5760"/>
+        </w:tabs>
+        <w:ind w:left="5760" w:hanging="360"/>
+      </w:pPr>
+      <w:rPr>
+        <w:rFonts w:ascii="Wingdings" w:hAnsi="Wingdings" w:hint="default"/>
+        <w:sz w:val="20"/>
+      </w:rPr>
+    </w:lvl>
+    <w:lvl w:ilvl="8" w:tentative="1">
+      <w:start w:val="1"/>
+      <w:numFmt w:val="bullet"/>
+      <w:lvlText w:val=""/>
+      <w:lvlJc w:val="left"/>
+      <w:pPr>
+        <w:tabs>
+          <w:tab w:val="num" w:pos="6480"/>
+        </w:tabs>
+        <w:ind w:left="6480" w:hanging="360"/>
+      </w:pPr>
+      <w:rPr>
+        <w:rFonts w:ascii="Wingdings" w:hAnsi="Wingdings" w:hint="default"/>
+        <w:sz w:val="20"/>
+      </w:rPr>
+    </w:lvl>
+  </w:abstractNum>
   <w:num w:numId="1">
+    <w:abstractNumId w:val="3"/>
+  </w:num>
+  <w:num w:numId="2">
+    <w:abstractNumId w:val="6"/>
+  </w:num>
+  <w:num w:numId="3">
+    <w:abstractNumId w:val="4"/>
+  </w:num>
+  <w:num w:numId="4">
+    <w:abstractNumId w:val="2"/>
+  </w:num>
+  <w:num w:numId="5">
+    <w:abstractNumId w:val="7"/>
+  </w:num>
+  <w:num w:numId="6">
     <w:abstractNumId w:val="1"/>
   </w:num>
-  <w:num w:numId="2">
-    <w:abstractNumId w:val="3"/>
+  <w:num w:numId="7">
+    <w:abstractNumId w:val="0"/>
   </w:num>
-  <w:num w:numId="3">
-    <w:abstractNumId w:val="2"/>
-  </w:num>
-  <w:num w:numId="4">
-    <w:abstractNumId w:val="0"/>
+  <w:num w:numId="8">
+    <w:abstractNumId w:val="5"/>
   </w:num>
 </w:numbering>
 </file>
